--- a/experiments/report_machine/office/output/大秦铁路/20260729_大秦铁路_midday.docx
+++ b/experiments/report_machine/office/output/大秦铁路/20260729_大秦铁路_midday.docx
@@ -18,6 +18,24 @@
         </w:rPr>
         <w:t>大秦铁路（601006.SH）午间分析报告</w:t>
       </w:r>
+    </w:p>
+    <w:p>
+      <w:r>
+        <w:rPr>
+          <w:rFonts w:ascii="Microsoft YaHei" w:hAnsi="Microsoft YaHei"/>
+          <w:b/>
+          <w:color w:val="1A1A1A"/>
+        </w:rPr>
+        <w:t>数据截至：2025年某交易日 11:30</w:t>
+      </w:r>
+    </w:p>
+    <w:p>
+      <w:pPr>
+        <w:spacing w:before="240" w:after="240"/>
+        <w:pBdr>
+          <w:bottom w:val="single" w:sz="4" w:space="1" w:color="D0D7DE"/>
+        </w:pBdr>
+      </w:pPr>
     </w:p>
     <w:p>
       <w:pPr>
@@ -41,7 +59,7 @@
         <w:rPr>
           <w:rFonts w:ascii="Microsoft YaHei" w:hAnsi="Microsoft YaHei"/>
         </w:rPr>
-        <w:t xml:space="preserve">今日A股市场情绪整体偏暖，市场热度指数 </w:t>
+        <w:t>全市场今日情绪高涨，</w:t>
       </w:r>
       <w:r>
         <w:rPr>
@@ -49,13 +67,13 @@
           <w:b/>
           <w:color w:val="1A1A1A"/>
         </w:rPr>
-        <w:t>56（高）</w:t>
+        <w:t>成交额达2.06万亿（较前日放量+2960亿）</w:t>
       </w:r>
       <w:r>
         <w:rPr>
           <w:rFonts w:ascii="Microsoft YaHei" w:hAnsi="Microsoft YaHei"/>
         </w:rPr>
-        <w:t xml:space="preserve">，上涨家数 </w:t>
+        <w:t>，上涨占比83%，赚钱效应51%。市场整体呈现普涨格局，涨停76家，跌停仅10家。大秦铁路在这样的大盘氛围下，录得</w:t>
       </w:r>
       <w:r>
         <w:rPr>
@@ -63,83 +81,13 @@
           <w:b/>
           <w:color w:val="1A1A1A"/>
         </w:rPr>
-        <w:t>3404</w:t>
+        <w:t>+2.97%</w:t>
       </w:r>
       <w:r>
         <w:rPr>
           <w:rFonts w:ascii="Microsoft YaHei" w:hAnsi="Microsoft YaHei"/>
         </w:rPr>
-        <w:t xml:space="preserve"> 家 vs 下跌 </w:t>
-      </w:r>
-      <w:r>
-        <w:rPr>
-          <w:rFonts w:ascii="Microsoft YaHei" w:hAnsi="Microsoft YaHei"/>
-          <w:b/>
-          <w:color w:val="1A1A1A"/>
-        </w:rPr>
-        <w:t>2018</w:t>
-      </w:r>
-      <w:r>
-        <w:rPr>
-          <w:rFonts w:ascii="Microsoft YaHei" w:hAnsi="Microsoft YaHei"/>
-        </w:rPr>
-        <w:t xml:space="preserve"> 家，涨停 </w:t>
-      </w:r>
-      <w:r>
-        <w:rPr>
-          <w:rFonts w:ascii="Microsoft YaHei" w:hAnsi="Microsoft YaHei"/>
-          <w:b/>
-          <w:color w:val="1A1A1A"/>
-        </w:rPr>
-        <w:t>58</w:t>
-      </w:r>
-      <w:r>
-        <w:rPr>
-          <w:rFonts w:ascii="Microsoft YaHei" w:hAnsi="Microsoft YaHei"/>
-        </w:rPr>
-        <w:t xml:space="preserve"> 只，跌停 </w:t>
-      </w:r>
-      <w:r>
-        <w:rPr>
-          <w:rFonts w:ascii="Microsoft YaHei" w:hAnsi="Microsoft YaHei"/>
-          <w:b/>
-          <w:color w:val="1A1A1A"/>
-        </w:rPr>
-        <w:t>19</w:t>
-      </w:r>
-      <w:r>
-        <w:rPr>
-          <w:rFonts w:ascii="Microsoft YaHei" w:hAnsi="Microsoft YaHei"/>
-        </w:rPr>
-        <w:t xml:space="preserve"> 只。全市场成交额 </w:t>
-      </w:r>
-      <w:r>
-        <w:rPr>
-          <w:rFonts w:ascii="Microsoft YaHei" w:hAnsi="Microsoft YaHei"/>
-          <w:b/>
-          <w:color w:val="1A1A1A"/>
-        </w:rPr>
-        <w:t>1.46万亿元</w:t>
-      </w:r>
-      <w:r>
-        <w:rPr>
-          <w:rFonts w:ascii="Microsoft YaHei" w:hAnsi="Microsoft YaHei"/>
-        </w:rPr>
-        <w:t xml:space="preserve">（较昨日 +1549亿），赚钱效应 </w:t>
-      </w:r>
-      <w:r>
-        <w:rPr>
-          <w:rFonts w:ascii="Microsoft YaHei" w:hAnsi="Microsoft YaHei"/>
-          <w:b/>
-          <w:color w:val="1A1A1A"/>
-        </w:rPr>
-        <w:t>46%</w:t>
-      </w:r>
-      <w:r>
-        <w:rPr>
-          <w:rFonts w:ascii="Microsoft YaHei" w:hAnsi="Microsoft YaHei"/>
-        </w:rPr>
-        <w:t>。在较好的人气氛围下，高股息、低估值品种获得资金青睐，大秦铁路表现突出。</w:t>
+        <w:t>的涨幅，表现优于大盘平均水平。</w:t>
       </w:r>
     </w:p>
     <w:p>
@@ -165,20 +113,6 @@
           <w:sz w:val="28"/>
         </w:rPr>
         <w:t>个股分析</w:t>
-      </w:r>
-    </w:p>
-    <w:p>
-      <w:pPr>
-        <w:spacing w:before="280" w:after="80" w:line="312" w:lineRule="auto"/>
-      </w:pPr>
-      <w:r>
-        <w:rPr>
-          <w:rFonts w:ascii="Microsoft YaHei" w:hAnsi="Microsoft YaHei"/>
-          <w:b/>
-          <w:color w:val="333333"/>
-          <w:sz w:val="24"/>
-        </w:rPr>
-        <w:t>收盘数据</w:t>
       </w:r>
     </w:p>
     <w:tbl>
@@ -232,7 +166,7 @@
                 <w:color w:val="1A1A1A"/>
                 <w:sz w:val="18"/>
               </w:rPr>
-              <w:t>数值</w:t>
+              <w:t>数据</w:t>
             </w:r>
           </w:p>
         </w:tc>
@@ -272,7 +206,7 @@
                 <w:color w:val="1A1A1A"/>
                 <w:sz w:val="18"/>
               </w:rPr>
-              <w:t>4.85 元</w:t>
+              <w:t>4.85元</w:t>
             </w:r>
           </w:p>
         </w:tc>
@@ -334,7 +268,7 @@
                 <w:rFonts w:ascii="Microsoft YaHei" w:hAnsi="Microsoft YaHei"/>
                 <w:sz w:val="18"/>
               </w:rPr>
-              <w:t>开盘 / 最高 / 最低</w:t>
+              <w:t>昨收/开盘</w:t>
             </w:r>
           </w:p>
         </w:tc>
@@ -352,7 +286,7 @@
                 <w:rFonts w:ascii="Microsoft YaHei" w:hAnsi="Microsoft YaHei"/>
                 <w:sz w:val="18"/>
               </w:rPr>
-              <w:t>4.71 / 4.86 / 4.71</w:t>
+              <w:t>4.71 / 4.71</w:t>
             </w:r>
           </w:p>
         </w:tc>
@@ -373,7 +307,7 @@
                 <w:rFonts w:ascii="Microsoft YaHei" w:hAnsi="Microsoft YaHei"/>
                 <w:sz w:val="18"/>
               </w:rPr>
-              <w:t>成交额</w:t>
+              <w:t>最高/最低</w:t>
             </w:r>
           </w:p>
         </w:tc>
@@ -390,11 +324,9 @@
             <w:r>
               <w:rPr>
                 <w:rFonts w:ascii="Microsoft YaHei" w:hAnsi="Microsoft YaHei"/>
-                <w:b/>
-                <w:color w:val="1A1A1A"/>
                 <w:sz w:val="18"/>
               </w:rPr>
-              <w:t>84,300 万元</w:t>
+              <w:t>4.86 / 4.71</w:t>
             </w:r>
           </w:p>
         </w:tc>
@@ -430,6 +362,8 @@
             <w:r>
               <w:rPr>
                 <w:rFonts w:ascii="Microsoft YaHei" w:hAnsi="Microsoft YaHei"/>
+                <w:b/>
+                <w:color w:val="1A1A1A"/>
                 <w:sz w:val="18"/>
               </w:rPr>
               <w:t>1,753,955</w:t>
@@ -453,7 +387,7 @@
                 <w:rFonts w:ascii="Microsoft YaHei" w:hAnsi="Microsoft YaHei"/>
                 <w:sz w:val="18"/>
               </w:rPr>
-              <w:t>换手率</w:t>
+              <w:t>成交额（万元）</w:t>
             </w:r>
           </w:p>
         </w:tc>
@@ -474,30 +408,7 @@
                 <w:color w:val="1A1A1A"/>
                 <w:sz w:val="18"/>
               </w:rPr>
-              <w:t>0.88%</w:t>
-            </w:r>
-            <w:r>
-              <w:rPr>
-                <w:rFonts w:ascii="Microsoft YaHei" w:hAnsi="Microsoft YaHei"/>
-                <w:sz w:val="18"/>
-              </w:rPr>
-              <w:t xml:space="preserve">（较上日0.46%放量约 </w:t>
-            </w:r>
-            <w:r>
-              <w:rPr>
-                <w:rFonts w:ascii="Microsoft YaHei" w:hAnsi="Microsoft YaHei"/>
-                <w:b/>
-                <w:color w:val="1A1A1A"/>
-                <w:sz w:val="18"/>
-              </w:rPr>
-              <w:t>1.93倍</w:t>
-            </w:r>
-            <w:r>
-              <w:rPr>
-                <w:rFonts w:ascii="Microsoft YaHei" w:hAnsi="Microsoft YaHei"/>
-                <w:sz w:val="18"/>
-              </w:rPr>
-              <w:t>）</w:t>
+              <w:t>84,300</w:t>
             </w:r>
           </w:p>
         </w:tc>
@@ -517,7 +428,7 @@
                 <w:rFonts w:ascii="Microsoft YaHei" w:hAnsi="Microsoft YaHei"/>
                 <w:sz w:val="18"/>
               </w:rPr>
-              <w:t>量比</w:t>
+              <w:t>换手率</w:t>
             </w:r>
           </w:p>
         </w:tc>
@@ -533,9 +444,11 @@
             <w:r>
               <w:rPr>
                 <w:rFonts w:ascii="Microsoft YaHei" w:hAnsi="Microsoft YaHei"/>
+                <w:b/>
+                <w:color w:val="1A1A1A"/>
                 <w:sz w:val="18"/>
               </w:rPr>
-              <w:t>1.27</w:t>
+              <w:t>0.88%</w:t>
             </w:r>
           </w:p>
         </w:tc>
@@ -556,7 +469,7 @@
                 <w:rFonts w:ascii="Microsoft YaHei" w:hAnsi="Microsoft YaHei"/>
                 <w:sz w:val="18"/>
               </w:rPr>
-              <w:t>动态市盈率</w:t>
+              <w:t>量比</w:t>
             </w:r>
           </w:p>
         </w:tc>
@@ -577,7 +490,7 @@
                 <w:color w:val="1A1A1A"/>
                 <w:sz w:val="18"/>
               </w:rPr>
-              <w:t>10.1 倍</w:t>
+              <w:t>1.27</w:t>
             </w:r>
           </w:p>
         </w:tc>
@@ -597,7 +510,7 @@
                 <w:rFonts w:ascii="Microsoft YaHei" w:hAnsi="Microsoft YaHei"/>
                 <w:sz w:val="18"/>
               </w:rPr>
-              <w:t>市净率</w:t>
+              <w:t>动态市盈率</w:t>
             </w:r>
           </w:p>
         </w:tc>
@@ -617,7 +530,7 @@
                 <w:color w:val="1A1A1A"/>
                 <w:sz w:val="18"/>
               </w:rPr>
-              <w:t>0.60 倍</w:t>
+              <w:t>10.1倍</w:t>
             </w:r>
           </w:p>
         </w:tc>
@@ -638,7 +551,7 @@
                 <w:rFonts w:ascii="Microsoft YaHei" w:hAnsi="Microsoft YaHei"/>
                 <w:sz w:val="18"/>
               </w:rPr>
-              <w:t>总市值</w:t>
+              <w:t>市净率</w:t>
             </w:r>
           </w:p>
         </w:tc>
@@ -659,7 +572,47 @@
                 <w:color w:val="1A1A1A"/>
                 <w:sz w:val="18"/>
               </w:rPr>
-              <w:t>963.35 亿元</w:t>
+              <w:t>0.60倍</w:t>
+            </w:r>
+          </w:p>
+        </w:tc>
+      </w:tr>
+      <w:tr>
+        <w:tc>
+          <w:tcPr>
+            <w:tcW w:type="dxa" w:w="4533"/>
+          </w:tcPr>
+          <w:p>
+            <w:pPr>
+              <w:spacing w:before="40" w:after="40" w:line="288" w:lineRule="auto"/>
+            </w:pPr>
+            <w:r/>
+            <w:r>
+              <w:rPr>
+                <w:rFonts w:ascii="Microsoft YaHei" w:hAnsi="Microsoft YaHei"/>
+                <w:sz w:val="18"/>
+              </w:rPr>
+              <w:t>总/流通市值</w:t>
+            </w:r>
+          </w:p>
+        </w:tc>
+        <w:tc>
+          <w:tcPr>
+            <w:tcW w:type="dxa" w:w="4533"/>
+          </w:tcPr>
+          <w:p>
+            <w:pPr>
+              <w:spacing w:before="40" w:after="40" w:line="288" w:lineRule="auto"/>
+            </w:pPr>
+            <w:r/>
+            <w:r>
+              <w:rPr>
+                <w:rFonts w:ascii="Microsoft YaHei" w:hAnsi="Microsoft YaHei"/>
+                <w:b/>
+                <w:color w:val="1A1A1A"/>
+                <w:sz w:val="18"/>
+              </w:rPr>
+              <w:t>963.35亿元</w:t>
             </w:r>
           </w:p>
         </w:tc>
@@ -667,36 +620,11 @@
     </w:tbl>
     <w:p/>
     <w:p>
-      <w:pPr>
-        <w:spacing w:before="280" w:after="80" w:line="312" w:lineRule="auto"/>
-      </w:pPr>
-      <w:r>
-        <w:rPr>
-          <w:rFonts w:ascii="Microsoft YaHei" w:hAnsi="Microsoft YaHei"/>
-          <w:b/>
-          <w:color w:val="333333"/>
-          <w:sz w:val="24"/>
-        </w:rPr>
-        <w:t>关键看点</w:t>
-      </w:r>
-    </w:p>
-    <w:p>
-      <w:pPr>
-        <w:pStyle w:val="ListBullet"/>
-      </w:pPr>
-      <w:r>
-        <w:rPr>
-          <w:rFonts w:ascii="Microsoft YaHei" w:hAnsi="Microsoft YaHei"/>
-          <w:b/>
-          <w:color w:val="1A1A1A"/>
-        </w:rPr>
-        <w:t>量价齐升</w:t>
-      </w:r>
       <w:r>
         <w:rPr>
           <w:rFonts w:ascii="Microsoft YaHei" w:hAnsi="Microsoft YaHei"/>
         </w:rPr>
-        <w:t xml:space="preserve">：今日午盘成交额达 </w:t>
+        <w:t>个股以</w:t>
       </w:r>
       <w:r>
         <w:rPr>
@@ -704,13 +632,13 @@
           <w:b/>
           <w:color w:val="1A1A1A"/>
         </w:rPr>
-        <w:t>8.43亿元</w:t>
+        <w:t>平开高走</w:t>
       </w:r>
       <w:r>
         <w:rPr>
           <w:rFonts w:ascii="Microsoft YaHei" w:hAnsi="Microsoft YaHei"/>
         </w:rPr>
-        <w:t xml:space="preserve">，较上一交易日全天换手率大幅放量 </w:t>
+        <w:t>格局运行，开盘价即昨收价4.71元，盘中最高触及4.86元，振幅达</w:t>
       </w:r>
       <w:r>
         <w:rPr>
@@ -718,13 +646,13 @@
           <w:b/>
           <w:color w:val="1A1A1A"/>
         </w:rPr>
-        <w:t>93%</w:t>
+        <w:t>3.18%</w:t>
       </w:r>
       <w:r>
         <w:rPr>
           <w:rFonts w:ascii="Microsoft YaHei" w:hAnsi="Microsoft YaHei"/>
         </w:rPr>
-        <w:t xml:space="preserve">，量比 </w:t>
+        <w:t>，交投活跃度显著提升。换手率0.88%较上一交易日日终的0.4568%放大约</w:t>
       </w:r>
       <w:r>
         <w:rPr>
@@ -732,32 +660,21 @@
           <w:b/>
           <w:color w:val="1A1A1A"/>
         </w:rPr>
-        <w:t>1.27</w:t>
+        <w:t>1.93倍</w:t>
       </w:r>
       <w:r>
         <w:rPr>
           <w:rFonts w:ascii="Microsoft YaHei" w:hAnsi="Microsoft YaHei"/>
         </w:rPr>
-        <w:t>，显示资金参与意愿明显增强。</w:t>
+        <w:t>，量比1.27也表明今日主动性买盘明显增加。</w:t>
       </w:r>
     </w:p>
     <w:p>
-      <w:pPr>
-        <w:pStyle w:val="ListBullet"/>
-      </w:pPr>
-      <w:r>
-        <w:rPr>
-          <w:rFonts w:ascii="Microsoft YaHei" w:hAnsi="Microsoft YaHei"/>
-          <w:b/>
-          <w:color w:val="1A1A1A"/>
-        </w:rPr>
-        <w:t>外盘远超内盘</w:t>
-      </w:r>
       <w:r>
         <w:rPr>
           <w:rFonts w:ascii="Microsoft YaHei" w:hAnsi="Microsoft YaHei"/>
         </w:rPr>
-        <w:t xml:space="preserve">：外盘 </w:t>
+        <w:t>估值层面，</w:t>
       </w:r>
       <w:r>
         <w:rPr>
@@ -765,88 +682,13 @@
           <w:b/>
           <w:color w:val="1A1A1A"/>
         </w:rPr>
-        <w:t>1,110,775手</w:t>
+        <w:t>动态PE仅10.1倍、PB仅0.60倍</w:t>
       </w:r>
       <w:r>
         <w:rPr>
           <w:rFonts w:ascii="Microsoft YaHei" w:hAnsi="Microsoft YaHei"/>
         </w:rPr>
-        <w:t xml:space="preserve"> vs 内盘 </w:t>
-      </w:r>
-      <w:r>
-        <w:rPr>
-          <w:rFonts w:ascii="Microsoft YaHei" w:hAnsi="Microsoft YaHei"/>
-          <w:b/>
-          <w:color w:val="1A1A1A"/>
-        </w:rPr>
-        <w:t>643,180手</w:t>
-      </w:r>
-      <w:r>
-        <w:rPr>
-          <w:rFonts w:ascii="Microsoft YaHei" w:hAnsi="Microsoft YaHei"/>
-        </w:rPr>
-        <w:t xml:space="preserve">，外盘/内盘比值约 </w:t>
-      </w:r>
-      <w:r>
-        <w:rPr>
-          <w:rFonts w:ascii="Microsoft YaHei" w:hAnsi="Microsoft YaHei"/>
-          <w:b/>
-          <w:color w:val="1A1A1A"/>
-        </w:rPr>
-        <w:t>1.73</w:t>
-      </w:r>
-      <w:r>
-        <w:rPr>
-          <w:rFonts w:ascii="Microsoft YaHei" w:hAnsi="Microsoft YaHei"/>
-        </w:rPr>
-        <w:t>，主动买入力量显著占优，买盘承接积极。</w:t>
-      </w:r>
-    </w:p>
-    <w:p>
-      <w:pPr>
-        <w:pStyle w:val="ListBullet"/>
-      </w:pPr>
-      <w:r>
-        <w:rPr>
-          <w:rFonts w:ascii="Microsoft YaHei" w:hAnsi="Microsoft YaHei"/>
-          <w:b/>
-          <w:color w:val="1A1A1A"/>
-        </w:rPr>
-        <w:t>估值极低</w:t>
-      </w:r>
-      <w:r>
-        <w:rPr>
-          <w:rFonts w:ascii="Microsoft YaHei" w:hAnsi="Microsoft YaHei"/>
-        </w:rPr>
-        <w:t xml:space="preserve">：PB仅 </w:t>
-      </w:r>
-      <w:r>
-        <w:rPr>
-          <w:rFonts w:ascii="Microsoft YaHei" w:hAnsi="Microsoft YaHei"/>
-          <w:b/>
-          <w:color w:val="1A1A1A"/>
-        </w:rPr>
-        <w:t>0.60倍</w:t>
-      </w:r>
-      <w:r>
-        <w:rPr>
-          <w:rFonts w:ascii="Microsoft YaHei" w:hAnsi="Microsoft YaHei"/>
-        </w:rPr>
-        <w:t xml:space="preserve">，处于破净状态；动态PE </w:t>
-      </w:r>
-      <w:r>
-        <w:rPr>
-          <w:rFonts w:ascii="Microsoft YaHei" w:hAnsi="Microsoft YaHei"/>
-          <w:b/>
-          <w:color w:val="1A1A1A"/>
-        </w:rPr>
-        <w:t>10.1倍</w:t>
-      </w:r>
-      <w:r>
-        <w:rPr>
-          <w:rFonts w:ascii="Microsoft YaHei" w:hAnsi="Microsoft YaHei"/>
-        </w:rPr>
-        <w:t>，在铁路运输行业中具备较高安全边际，属于典型的高股息低估值品种。</w:t>
+        <w:t>，处于深度破净状态，具备较高的安全边际。</w:t>
       </w:r>
     </w:p>
     <w:p>
@@ -885,7 +727,7 @@
           <w:color w:val="333333"/>
           <w:sz w:val="24"/>
         </w:rPr>
-        <w:t>今日资金流向（逐分钟统计）</w:t>
+        <w:t>今日午间资金流向（逐分钟统计）</w:t>
       </w:r>
     </w:p>
     <w:tbl>
@@ -918,7 +760,7 @@
                 <w:color w:val="1A1A1A"/>
                 <w:sz w:val="18"/>
               </w:rPr>
-              <w:t>资金维度</w:t>
+              <w:t>项目</w:t>
             </w:r>
           </w:p>
         </w:tc>
@@ -979,7 +821,7 @@
                 <w:color w:val="1A1A1A"/>
                 <w:sz w:val="18"/>
               </w:rPr>
-              <w:t>净流入 5,527.90 万元</w:t>
+              <w:t>净流入 7,817.40万元</w:t>
             </w:r>
           </w:p>
         </w:tc>
@@ -1000,7 +842,7 @@
                 <w:rFonts w:ascii="Microsoft YaHei" w:hAnsi="Microsoft YaHei"/>
                 <w:sz w:val="18"/>
               </w:rPr>
-              <w:t>资金流入分钟数 / 流出分钟数</w:t>
+              <w:t>资金流入分钟数</w:t>
             </w:r>
           </w:p>
         </w:tc>
@@ -1019,7 +861,7 @@
                 <w:rFonts w:ascii="Microsoft YaHei" w:hAnsi="Microsoft YaHei"/>
                 <w:sz w:val="18"/>
               </w:rPr>
-              <w:t>69 分钟 / 44 分钟</w:t>
+              <w:t>131分钟</w:t>
             </w:r>
           </w:p>
         </w:tc>
@@ -1039,7 +881,7 @@
                 <w:rFonts w:ascii="Microsoft YaHei" w:hAnsi="Microsoft YaHei"/>
                 <w:sz w:val="18"/>
               </w:rPr>
-              <w:t>最大单分钟流入</w:t>
+              <w:t>资金流出分钟数</w:t>
             </w:r>
           </w:p>
         </w:tc>
@@ -1057,7 +899,7 @@
                 <w:rFonts w:ascii="Microsoft YaHei" w:hAnsi="Microsoft YaHei"/>
                 <w:sz w:val="18"/>
               </w:rPr>
-              <w:t>1,563.1 万元</w:t>
+              <w:t>75分钟</w:t>
             </w:r>
           </w:p>
         </w:tc>
@@ -1078,7 +920,7 @@
                 <w:rFonts w:ascii="Microsoft YaHei" w:hAnsi="Microsoft YaHei"/>
                 <w:sz w:val="18"/>
               </w:rPr>
-              <w:t>最大单分钟流出</w:t>
+              <w:t>最大单分钟流入</w:t>
             </w:r>
           </w:p>
         </w:tc>
@@ -1097,13 +939,73 @@
                 <w:rFonts w:ascii="Microsoft YaHei" w:hAnsi="Microsoft YaHei"/>
                 <w:sz w:val="18"/>
               </w:rPr>
-              <w:t>821.0 万元</w:t>
+              <w:t>1,563.1万元</w:t>
+            </w:r>
+          </w:p>
+        </w:tc>
+      </w:tr>
+      <w:tr>
+        <w:tc>
+          <w:tcPr>
+            <w:tcW w:type="dxa" w:w="4533"/>
+          </w:tcPr>
+          <w:p>
+            <w:pPr>
+              <w:spacing w:before="40" w:after="40" w:line="288" w:lineRule="auto"/>
+            </w:pPr>
+            <w:r/>
+            <w:r>
+              <w:rPr>
+                <w:rFonts w:ascii="Microsoft YaHei" w:hAnsi="Microsoft YaHei"/>
+                <w:sz w:val="18"/>
+              </w:rPr>
+              <w:t>最大单分钟流出</w:t>
+            </w:r>
+          </w:p>
+        </w:tc>
+        <w:tc>
+          <w:tcPr>
+            <w:tcW w:type="dxa" w:w="4533"/>
+          </w:tcPr>
+          <w:p>
+            <w:pPr>
+              <w:spacing w:before="40" w:after="40" w:line="288" w:lineRule="auto"/>
+            </w:pPr>
+            <w:r/>
+            <w:r>
+              <w:rPr>
+                <w:rFonts w:ascii="Microsoft YaHei" w:hAnsi="Microsoft YaHei"/>
+                <w:sz w:val="18"/>
+              </w:rPr>
+              <w:t>868.2万元</w:t>
             </w:r>
           </w:p>
         </w:tc>
       </w:tr>
     </w:tbl>
     <w:p/>
+    <w:p>
+      <w:r>
+        <w:rPr>
+          <w:rFonts w:ascii="Microsoft YaHei" w:hAnsi="Microsoft YaHei"/>
+        </w:rPr>
+        <w:t>资金面信号极为清晰：</w:t>
+      </w:r>
+      <w:r>
+        <w:rPr>
+          <w:rFonts w:ascii="Microsoft YaHei" w:hAnsi="Microsoft YaHei"/>
+          <w:b/>
+          <w:color w:val="1A1A1A"/>
+        </w:rPr>
+        <w:t>净流入近7800万元</w:t>
+      </w:r>
+      <w:r>
+        <w:rPr>
+          <w:rFonts w:ascii="Microsoft YaHei" w:hAnsi="Microsoft YaHei"/>
+        </w:rPr>
+        <w:t>，且流入分钟数（131）远超流出分钟数（75），资金介入意愿强烈，主动性买盘占据主导。</w:t>
+      </w:r>
+    </w:p>
     <w:p>
       <w:pPr>
         <w:spacing w:before="280" w:after="80" w:line="312" w:lineRule="auto"/>
@@ -1115,7 +1017,7 @@
           <w:color w:val="333333"/>
           <w:sz w:val="24"/>
         </w:rPr>
-        <w:t>上日资金细分（元）</w:t>
+        <w:t>上一交易日资金细分</w:t>
       </w:r>
     </w:p>
     <w:tbl>
@@ -1127,15 +1029,13 @@
         <w:tblLook w:firstColumn="1" w:firstRow="1" w:lastColumn="0" w:lastRow="0" w:noHBand="0" w:noVBand="1" w:val="04A0"/>
       </w:tblPr>
       <w:tblGrid>
-        <w:gridCol w:w="2266"/>
-        <w:gridCol w:w="2266"/>
-        <w:gridCol w:w="2266"/>
-        <w:gridCol w:w="2266"/>
+        <w:gridCol w:w="4533"/>
+        <w:gridCol w:w="4533"/>
       </w:tblGrid>
       <w:tr>
         <w:tc>
           <w:tcPr>
-            <w:tcW w:type="dxa" w:w="2266"/>
+            <w:tcW w:type="dxa" w:w="4533"/>
             <w:shd w:fill="F6F8FA" w:val="clear"/>
           </w:tcPr>
           <w:p>
@@ -1156,7 +1056,7 @@
         </w:tc>
         <w:tc>
           <w:tcPr>
-            <w:tcW w:type="dxa" w:w="2266"/>
+            <w:tcW w:type="dxa" w:w="4533"/>
             <w:shd w:fill="F6F8FA" w:val="clear"/>
           </w:tcPr>
           <w:p>
@@ -1171,14 +1071,33 @@
                 <w:color w:val="1A1A1A"/>
                 <w:sz w:val="18"/>
               </w:rPr>
-              <w:t>净额</w:t>
+              <w:t>净额（元）</w:t>
+            </w:r>
+          </w:p>
+        </w:tc>
+      </w:tr>
+      <w:tr>
+        <w:tc>
+          <w:tcPr>
+            <w:tcW w:type="dxa" w:w="4533"/>
+          </w:tcPr>
+          <w:p>
+            <w:pPr>
+              <w:spacing w:before="40" w:after="40" w:line="288" w:lineRule="auto"/>
+            </w:pPr>
+            <w:r/>
+            <w:r>
+              <w:rPr>
+                <w:rFonts w:ascii="Microsoft YaHei" w:hAnsi="Microsoft YaHei"/>
+                <w:sz w:val="18"/>
+              </w:rPr>
+              <w:t>大单净额</w:t>
             </w:r>
           </w:p>
         </w:tc>
         <w:tc>
           <w:tcPr>
-            <w:tcW w:type="dxa" w:w="2266"/>
-            <w:shd w:fill="F6F8FA" w:val="clear"/>
+            <w:tcW w:type="dxa" w:w="4533"/>
           </w:tcPr>
           <w:p>
             <w:pPr>
@@ -1192,28 +1111,7 @@
                 <w:color w:val="1A1A1A"/>
                 <w:sz w:val="18"/>
               </w:rPr>
-              <w:t>买入金额</w:t>
-            </w:r>
-          </w:p>
-        </w:tc>
-        <w:tc>
-          <w:tcPr>
-            <w:tcW w:type="dxa" w:w="2266"/>
-            <w:shd w:fill="F6F8FA" w:val="clear"/>
-          </w:tcPr>
-          <w:p>
-            <w:pPr>
-              <w:spacing w:before="40" w:after="40" w:line="288" w:lineRule="auto"/>
-            </w:pPr>
-            <w:r/>
-            <w:r>
-              <w:rPr>
-                <w:rFonts w:ascii="Microsoft YaHei" w:hAnsi="Microsoft YaHei"/>
-                <w:b/>
-                <w:color w:val="1A1A1A"/>
-                <w:sz w:val="18"/>
-              </w:rPr>
-              <w:t>卖出金额</w:t>
+              <w:t>+2,364.95万</w:t>
             </w:r>
           </w:p>
         </w:tc>
@@ -1221,83 +1119,7 @@
       <w:tr>
         <w:tc>
           <w:tcPr>
-            <w:tcW w:type="dxa" w:w="2266"/>
-          </w:tcPr>
-          <w:p>
-            <w:pPr>
-              <w:spacing w:before="40" w:after="40" w:line="288" w:lineRule="auto"/>
-            </w:pPr>
-            <w:r/>
-            <w:r>
-              <w:rPr>
-                <w:rFonts w:ascii="Microsoft YaHei" w:hAnsi="Microsoft YaHei"/>
-                <w:sz w:val="18"/>
-              </w:rPr>
-              <w:t>大单</w:t>
-            </w:r>
-          </w:p>
-        </w:tc>
-        <w:tc>
-          <w:tcPr>
-            <w:tcW w:type="dxa" w:w="2266"/>
-          </w:tcPr>
-          <w:p>
-            <w:pPr>
-              <w:spacing w:before="40" w:after="40" w:line="288" w:lineRule="auto"/>
-            </w:pPr>
-            <w:r/>
-            <w:r>
-              <w:rPr>
-                <w:rFonts w:ascii="Microsoft YaHei" w:hAnsi="Microsoft YaHei"/>
-                <w:b/>
-                <w:color w:val="1A1A1A"/>
-                <w:sz w:val="18"/>
-              </w:rPr>
-              <w:t>+1,839.42万</w:t>
-            </w:r>
-          </w:p>
-        </w:tc>
-        <w:tc>
-          <w:tcPr>
-            <w:tcW w:type="dxa" w:w="2266"/>
-          </w:tcPr>
-          <w:p>
-            <w:pPr>
-              <w:spacing w:before="40" w:after="40" w:line="288" w:lineRule="auto"/>
-            </w:pPr>
-            <w:r/>
-            <w:r>
-              <w:rPr>
-                <w:rFonts w:ascii="Microsoft YaHei" w:hAnsi="Microsoft YaHei"/>
-                <w:sz w:val="18"/>
-              </w:rPr>
-              <w:t>8,250.67万</w:t>
-            </w:r>
-          </w:p>
-        </w:tc>
-        <w:tc>
-          <w:tcPr>
-            <w:tcW w:type="dxa" w:w="2266"/>
-          </w:tcPr>
-          <w:p>
-            <w:pPr>
-              <w:spacing w:before="40" w:after="40" w:line="288" w:lineRule="auto"/>
-            </w:pPr>
-            <w:r/>
-            <w:r>
-              <w:rPr>
-                <w:rFonts w:ascii="Microsoft YaHei" w:hAnsi="Microsoft YaHei"/>
-                <w:sz w:val="18"/>
-              </w:rPr>
-              <w:t>6,411.25万</w:t>
-            </w:r>
-          </w:p>
-        </w:tc>
-      </w:tr>
-      <w:tr>
-        <w:tc>
-          <w:tcPr>
-            <w:tcW w:type="dxa" w:w="2266"/>
+            <w:tcW w:type="dxa" w:w="4533"/>
             <w:shd w:fill="F8F9FA" w:val="clear"/>
           </w:tcPr>
           <w:p>
@@ -1310,13 +1132,13 @@
                 <w:rFonts w:ascii="Microsoft YaHei" w:hAnsi="Microsoft YaHei"/>
                 <w:sz w:val="18"/>
               </w:rPr>
-              <w:t>中单</w:t>
+              <w:t>中单净额</w:t>
             </w:r>
           </w:p>
         </w:tc>
         <w:tc>
           <w:tcPr>
-            <w:tcW w:type="dxa" w:w="2266"/>
+            <w:tcW w:type="dxa" w:w="4533"/>
             <w:shd w:fill="F8F9FA" w:val="clear"/>
           </w:tcPr>
           <w:p>
@@ -1331,14 +1153,15 @@
                 <w:color w:val="1A1A1A"/>
                 <w:sz w:val="18"/>
               </w:rPr>
-              <w:t>+2,491.60万</w:t>
+              <w:t>+3,079.01万</w:t>
             </w:r>
           </w:p>
         </w:tc>
+      </w:tr>
+      <w:tr>
         <w:tc>
           <w:tcPr>
-            <w:tcW w:type="dxa" w:w="2266"/>
-            <w:shd w:fill="F8F9FA" w:val="clear"/>
+            <w:tcW w:type="dxa" w:w="4533"/>
           </w:tcPr>
           <w:p>
             <w:pPr>
@@ -1350,52 +1173,13 @@
                 <w:rFonts w:ascii="Microsoft YaHei" w:hAnsi="Microsoft YaHei"/>
                 <w:sz w:val="18"/>
               </w:rPr>
-              <w:t>6,374.26万</w:t>
+              <w:t>小单净额</w:t>
             </w:r>
           </w:p>
         </w:tc>
         <w:tc>
           <w:tcPr>
-            <w:tcW w:type="dxa" w:w="2266"/>
-            <w:shd w:fill="F8F9FA" w:val="clear"/>
-          </w:tcPr>
-          <w:p>
-            <w:pPr>
-              <w:spacing w:before="40" w:after="40" w:line="288" w:lineRule="auto"/>
-            </w:pPr>
-            <w:r/>
-            <w:r>
-              <w:rPr>
-                <w:rFonts w:ascii="Microsoft YaHei" w:hAnsi="Microsoft YaHei"/>
-                <w:sz w:val="18"/>
-              </w:rPr>
-              <w:t>3,882.67万</w:t>
-            </w:r>
-          </w:p>
-        </w:tc>
-      </w:tr>
-      <w:tr>
-        <w:tc>
-          <w:tcPr>
-            <w:tcW w:type="dxa" w:w="2266"/>
-          </w:tcPr>
-          <w:p>
-            <w:pPr>
-              <w:spacing w:before="40" w:after="40" w:line="288" w:lineRule="auto"/>
-            </w:pPr>
-            <w:r/>
-            <w:r>
-              <w:rPr>
-                <w:rFonts w:ascii="Microsoft YaHei" w:hAnsi="Microsoft YaHei"/>
-                <w:sz w:val="18"/>
-              </w:rPr>
-              <w:t>小单</w:t>
-            </w:r>
-          </w:p>
-        </w:tc>
-        <w:tc>
-          <w:tcPr>
-            <w:tcW w:type="dxa" w:w="2266"/>
+            <w:tcW w:type="dxa" w:w="4533"/>
           </w:tcPr>
           <w:p>
             <w:pPr>
@@ -1409,43 +1193,7 @@
                 <w:color w:val="1A1A1A"/>
                 <w:sz w:val="18"/>
               </w:rPr>
-              <w:t>+1,197.87万</w:t>
-            </w:r>
-          </w:p>
-        </w:tc>
-        <w:tc>
-          <w:tcPr>
-            <w:tcW w:type="dxa" w:w="2266"/>
-          </w:tcPr>
-          <w:p>
-            <w:pPr>
-              <w:spacing w:before="40" w:after="40" w:line="288" w:lineRule="auto"/>
-            </w:pPr>
-            <w:r/>
-            <w:r>
-              <w:rPr>
-                <w:rFonts w:ascii="Microsoft YaHei" w:hAnsi="Microsoft YaHei"/>
-                <w:sz w:val="18"/>
-              </w:rPr>
-              <w:t>3,259.10万</w:t>
-            </w:r>
-          </w:p>
-        </w:tc>
-        <w:tc>
-          <w:tcPr>
-            <w:tcW w:type="dxa" w:w="2266"/>
-          </w:tcPr>
-          <w:p>
-            <w:pPr>
-              <w:spacing w:before="40" w:after="40" w:line="288" w:lineRule="auto"/>
-            </w:pPr>
-            <w:r/>
-            <w:r>
-              <w:rPr>
-                <w:rFonts w:ascii="Microsoft YaHei" w:hAnsi="Microsoft YaHei"/>
-                <w:sz w:val="18"/>
-              </w:rPr>
-              <w:t>2,061.23万</w:t>
+              <w:t>+2,381.70万</w:t>
             </w:r>
           </w:p>
         </w:tc>
@@ -1453,7 +1201,7 @@
       <w:tr>
         <w:tc>
           <w:tcPr>
-            <w:tcW w:type="dxa" w:w="2266"/>
+            <w:tcW w:type="dxa" w:w="4533"/>
             <w:shd w:fill="F8F9FA" w:val="clear"/>
           </w:tcPr>
           <w:p>
@@ -1468,13 +1216,13 @@
                 <w:color w:val="1A1A1A"/>
                 <w:sz w:val="18"/>
               </w:rPr>
-              <w:t>合计</w:t>
+              <w:t>合计净额</w:t>
             </w:r>
           </w:p>
         </w:tc>
         <w:tc>
           <w:tcPr>
-            <w:tcW w:type="dxa" w:w="2266"/>
+            <w:tcW w:type="dxa" w:w="4533"/>
             <w:shd w:fill="F8F9FA" w:val="clear"/>
           </w:tcPr>
           <w:p>
@@ -1489,45 +1237,7 @@
                 <w:color w:val="1A1A1A"/>
                 <w:sz w:val="18"/>
               </w:rPr>
-              <w:t>+5,528.89万</w:t>
-            </w:r>
-          </w:p>
-        </w:tc>
-        <w:tc>
-          <w:tcPr>
-            <w:tcW w:type="dxa" w:w="2266"/>
-            <w:shd w:fill="F8F9FA" w:val="clear"/>
-          </w:tcPr>
-          <w:p>
-            <w:pPr>
-              <w:spacing w:before="40" w:after="40" w:line="288" w:lineRule="auto"/>
-            </w:pPr>
-            <w:r/>
-            <w:r>
-              <w:rPr>
-                <w:rFonts w:ascii="Microsoft YaHei" w:hAnsi="Microsoft YaHei"/>
-                <w:sz w:val="18"/>
-              </w:rPr>
-              <w:t>—</w:t>
-            </w:r>
-          </w:p>
-        </w:tc>
-        <w:tc>
-          <w:tcPr>
-            <w:tcW w:type="dxa" w:w="2266"/>
-            <w:shd w:fill="F8F9FA" w:val="clear"/>
-          </w:tcPr>
-          <w:p>
-            <w:pPr>
-              <w:spacing w:before="40" w:after="40" w:line="288" w:lineRule="auto"/>
-            </w:pPr>
-            <w:r/>
-            <w:r>
-              <w:rPr>
-                <w:rFonts w:ascii="Microsoft YaHei" w:hAnsi="Microsoft YaHei"/>
-                <w:sz w:val="18"/>
-              </w:rPr>
-              <w:t>—</w:t>
+              <w:t>+7,825.65万</w:t>
             </w:r>
           </w:p>
         </w:tc>
@@ -1538,16 +1248,8 @@
       <w:r>
         <w:rPr>
           <w:rFonts w:ascii="Microsoft YaHei" w:hAnsi="Microsoft YaHei"/>
-          <w:b/>
-          <w:color w:val="1A1A1A"/>
         </w:rPr>
-        <w:t>解读：</w:t>
-      </w:r>
-      <w:r>
-        <w:rPr>
-          <w:rFonts w:ascii="Microsoft YaHei" w:hAnsi="Microsoft YaHei"/>
-        </w:rPr>
-        <w:t xml:space="preserve"> 今日资金呈 </w:t>
+        <w:t>上一交易日即呈现</w:t>
       </w:r>
       <w:r>
         <w:rPr>
@@ -1555,55 +1257,13 @@
           <w:b/>
           <w:color w:val="1A1A1A"/>
         </w:rPr>
-        <w:t>全面净流入</w:t>
+        <w:t>大、中、小单全面净流入</w:t>
       </w:r>
       <w:r>
         <w:rPr>
           <w:rFonts w:ascii="Microsoft YaHei" w:hAnsi="Microsoft YaHei"/>
         </w:rPr>
-        <w:t xml:space="preserve"> 格局，大单与中单合计净流入超 </w:t>
-      </w:r>
-      <w:r>
-        <w:rPr>
-          <w:rFonts w:ascii="Microsoft YaHei" w:hAnsi="Microsoft YaHei"/>
-          <w:b/>
-          <w:color w:val="1A1A1A"/>
-        </w:rPr>
-        <w:t>4,331万元</w:t>
-      </w:r>
-      <w:r>
-        <w:rPr>
-          <w:rFonts w:ascii="Microsoft YaHei" w:hAnsi="Microsoft YaHei"/>
-        </w:rPr>
-        <w:t xml:space="preserve">，显示主力资金与中大户共同做多。从逐分钟数据看，净流入时长（69分钟）约为净流出时长（44分钟）的 </w:t>
-      </w:r>
-      <w:r>
-        <w:rPr>
-          <w:rFonts w:ascii="Microsoft YaHei" w:hAnsi="Microsoft YaHei"/>
-          <w:b/>
-          <w:color w:val="1A1A1A"/>
-        </w:rPr>
-        <w:t>1.57倍</w:t>
-      </w:r>
-      <w:r>
-        <w:rPr>
-          <w:rFonts w:ascii="Microsoft YaHei" w:hAnsi="Microsoft YaHei"/>
-        </w:rPr>
-        <w:t xml:space="preserve">，主动性买盘持续压倒卖盘。最大单分钟流入（1,563万）约为最大流出（821万）的 </w:t>
-      </w:r>
-      <w:r>
-        <w:rPr>
-          <w:rFonts w:ascii="Microsoft YaHei" w:hAnsi="Microsoft YaHei"/>
-          <w:b/>
-          <w:color w:val="1A1A1A"/>
-        </w:rPr>
-        <w:t>1.9倍</w:t>
-      </w:r>
-      <w:r>
-        <w:rPr>
-          <w:rFonts w:ascii="Microsoft YaHei" w:hAnsi="Microsoft YaHei"/>
-        </w:rPr>
-        <w:t>，资金进攻意愿坚决。</w:t>
+        <w:t>态势，合计净流入7825.65万元，而今日午间已再流入7817万元，资金持续加仓趋势显著。</w:t>
       </w:r>
     </w:p>
     <w:p>
@@ -1617,7 +1277,7 @@
           <w:color w:val="333333"/>
           <w:sz w:val="24"/>
         </w:rPr>
-        <w:t>融资融券（上日数据）</w:t>
+        <w:t>融资融券（上一交易日终）</w:t>
       </w:r>
     </w:p>
     <w:tbl>
@@ -1729,18 +1389,9 @@
             <w:r>
               <w:rPr>
                 <w:rFonts w:ascii="Microsoft YaHei" w:hAnsi="Microsoft YaHei"/>
-                <w:b/>
-                <w:color w:val="1A1A1A"/>
                 <w:sz w:val="18"/>
               </w:rPr>
-              <w:t>18.59亿元</w:t>
-            </w:r>
-            <w:r>
-              <w:rPr>
-                <w:rFonts w:ascii="Microsoft YaHei" w:hAnsi="Microsoft YaHei"/>
-                <w:sz w:val="18"/>
-              </w:rPr>
-              <w:t>（占流通市值1.91%）</w:t>
+              <w:t>18.59亿</w:t>
             </w:r>
           </w:p>
         </w:tc>
@@ -1798,11 +1449,9 @@
             <w:r>
               <w:rPr>
                 <w:rFonts w:ascii="Microsoft YaHei" w:hAnsi="Microsoft YaHei"/>
-                <w:b/>
-                <w:color w:val="1A1A1A"/>
                 <w:sz w:val="18"/>
               </w:rPr>
-              <w:t>0.35亿元</w:t>
+              <w:t>0.35亿</w:t>
             </w:r>
           </w:p>
         </w:tc>
@@ -1835,21 +1484,7 @@
         <w:rPr>
           <w:rFonts w:ascii="Microsoft YaHei" w:hAnsi="Microsoft YaHei"/>
         </w:rPr>
-        <w:t xml:space="preserve">融资余额小幅回落但仍维持高位，低于近一年 </w:t>
-      </w:r>
-      <w:r>
-        <w:rPr>
-          <w:rFonts w:ascii="Microsoft YaHei" w:hAnsi="Microsoft YaHei"/>
-          <w:b/>
-          <w:color w:val="1A1A1A"/>
-        </w:rPr>
-        <w:t>40%分位</w:t>
-      </w:r>
-      <w:r>
-        <w:rPr>
-          <w:rFonts w:ascii="Microsoft YaHei" w:hAnsi="Microsoft YaHei"/>
-        </w:rPr>
-        <w:t xml:space="preserve"> 水平，说明杠杆资金并无恐慌性离场。</w:t>
+        <w:t>融资余额小幅下降，融券余额略有上升，但整体规模极小（融券仅0.35亿），对股价影响有限。</w:t>
       </w:r>
     </w:p>
     <w:p>
@@ -1875,20 +1510,6 @@
           <w:sz w:val="28"/>
         </w:rPr>
         <w:t>技术面</w:t>
-      </w:r>
-    </w:p>
-    <w:p>
-      <w:pPr>
-        <w:spacing w:before="280" w:after="80" w:line="312" w:lineRule="auto"/>
-      </w:pPr>
-      <w:r>
-        <w:rPr>
-          <w:rFonts w:ascii="Microsoft YaHei" w:hAnsi="Microsoft YaHei"/>
-          <w:b/>
-          <w:color w:val="333333"/>
-          <w:sz w:val="24"/>
-        </w:rPr>
-        <w:t>均线系统</w:t>
       </w:r>
     </w:p>
     <w:tbl>
@@ -1922,7 +1543,7 @@
                 <w:color w:val="1A1A1A"/>
                 <w:sz w:val="18"/>
               </w:rPr>
-              <w:t>均线</w:t>
+              <w:t>技术指标</w:t>
             </w:r>
           </w:p>
         </w:tc>
@@ -1943,7 +1564,7 @@
                 <w:color w:val="1A1A1A"/>
                 <w:sz w:val="18"/>
               </w:rPr>
-              <w:t>价格</w:t>
+              <w:t>位置</w:t>
             </w:r>
           </w:p>
         </w:tc>
@@ -1964,7 +1585,7 @@
                 <w:color w:val="1A1A1A"/>
                 <w:sz w:val="18"/>
               </w:rPr>
-              <w:t>当前价偏离度</w:t>
+              <w:t>偏离度</w:t>
             </w:r>
           </w:p>
         </w:tc>
@@ -1984,25 +1605,7 @@
                 <w:rFonts w:ascii="Microsoft YaHei" w:hAnsi="Microsoft YaHei"/>
                 <w:sz w:val="18"/>
               </w:rPr>
-              <w:t>MA5</w:t>
-            </w:r>
-          </w:p>
-        </w:tc>
-        <w:tc>
-          <w:tcPr>
-            <w:tcW w:type="dxa" w:w="3022"/>
-          </w:tcPr>
-          <w:p>
-            <w:pPr>
-              <w:spacing w:before="40" w:after="40" w:line="288" w:lineRule="auto"/>
-            </w:pPr>
-            <w:r/>
-            <w:r>
-              <w:rPr>
-                <w:rFonts w:ascii="Microsoft YaHei" w:hAnsi="Microsoft YaHei"/>
-                <w:sz w:val="18"/>
-              </w:rPr>
-              <w:t>4.84 元</w:t>
+              <w:t>当前价</w:t>
             </w:r>
           </w:p>
         </w:tc>
@@ -2022,14 +1625,25 @@
                 <w:color w:val="1A1A1A"/>
                 <w:sz w:val="18"/>
               </w:rPr>
-              <w:t>+0.2%</w:t>
+              <w:t>4.85元</w:t>
             </w:r>
+          </w:p>
+        </w:tc>
+        <w:tc>
+          <w:tcPr>
+            <w:tcW w:type="dxa" w:w="3022"/>
+          </w:tcPr>
+          <w:p>
+            <w:pPr>
+              <w:spacing w:before="40" w:after="40" w:line="288" w:lineRule="auto"/>
+            </w:pPr>
+            <w:r/>
             <w:r>
               <w:rPr>
                 <w:rFonts w:ascii="Microsoft YaHei" w:hAnsi="Microsoft YaHei"/>
                 <w:sz w:val="18"/>
               </w:rPr>
-              <w:t>（站稳）</w:t>
+              <w:t>—</w:t>
             </w:r>
           </w:p>
         </w:tc>
@@ -2050,7 +1664,7 @@
                 <w:rFonts w:ascii="Microsoft YaHei" w:hAnsi="Microsoft YaHei"/>
                 <w:sz w:val="18"/>
               </w:rPr>
-              <w:t>MA10</w:t>
+              <w:t>MA5（≈4.84元）</w:t>
             </w:r>
           </w:p>
         </w:tc>
@@ -2069,7 +1683,7 @@
                 <w:rFonts w:ascii="Microsoft YaHei" w:hAnsi="Microsoft YaHei"/>
                 <w:sz w:val="18"/>
               </w:rPr>
-              <w:t>4.76 元</w:t>
+              <w:t>股价位于其上方</w:t>
             </w:r>
           </w:p>
         </w:tc>
@@ -2090,14 +1704,7 @@
                 <w:color w:val="1A1A1A"/>
                 <w:sz w:val="18"/>
               </w:rPr>
-              <w:t>+1.9%</w:t>
-            </w:r>
-            <w:r>
-              <w:rPr>
-                <w:rFonts w:ascii="Microsoft YaHei" w:hAnsi="Microsoft YaHei"/>
-                <w:sz w:val="18"/>
-              </w:rPr>
-              <w:t>（突破）</w:t>
+              <w:t>+0.2%</w:t>
             </w:r>
           </w:p>
         </w:tc>
@@ -2117,7 +1724,7 @@
                 <w:rFonts w:ascii="Microsoft YaHei" w:hAnsi="Microsoft YaHei"/>
                 <w:sz w:val="18"/>
               </w:rPr>
-              <w:t>MA20（布林中轨）</w:t>
+              <w:t>MA10（≈4.76元）</w:t>
             </w:r>
           </w:p>
         </w:tc>
@@ -2135,7 +1742,7 @@
                 <w:rFonts w:ascii="Microsoft YaHei" w:hAnsi="Microsoft YaHei"/>
                 <w:sz w:val="18"/>
               </w:rPr>
-              <w:t>4.67 元</w:t>
+              <w:t>股价位于其上方</w:t>
             </w:r>
           </w:p>
         </w:tc>
@@ -2155,14 +1762,7 @@
                 <w:color w:val="1A1A1A"/>
                 <w:sz w:val="18"/>
               </w:rPr>
-              <w:t>+3.9%</w:t>
-            </w:r>
-            <w:r>
-              <w:rPr>
-                <w:rFonts w:ascii="Microsoft YaHei" w:hAnsi="Microsoft YaHei"/>
-                <w:sz w:val="18"/>
-              </w:rPr>
-              <w:t>（强势脱离）</w:t>
+              <w:t>+1.9%</w:t>
             </w:r>
           </w:p>
         </w:tc>
@@ -2183,7 +1783,7 @@
                 <w:rFonts w:ascii="Microsoft YaHei" w:hAnsi="Microsoft YaHei"/>
                 <w:sz w:val="18"/>
               </w:rPr>
-              <w:t>布林带上轨</w:t>
+              <w:t>MA20/布林中轨（≈4.67元）</w:t>
             </w:r>
           </w:p>
         </w:tc>
@@ -2202,7 +1802,107 @@
                 <w:rFonts w:ascii="Microsoft YaHei" w:hAnsi="Microsoft YaHei"/>
                 <w:sz w:val="18"/>
               </w:rPr>
-              <w:t>4.91 元</w:t>
+              <w:t>股价位于其上方</w:t>
+            </w:r>
+          </w:p>
+        </w:tc>
+        <w:tc>
+          <w:tcPr>
+            <w:tcW w:type="dxa" w:w="3022"/>
+            <w:shd w:fill="F8F9FA" w:val="clear"/>
+          </w:tcPr>
+          <w:p>
+            <w:pPr>
+              <w:spacing w:before="40" w:after="40" w:line="288" w:lineRule="auto"/>
+            </w:pPr>
+            <w:r/>
+            <w:r>
+              <w:rPr>
+                <w:rFonts w:ascii="Microsoft YaHei" w:hAnsi="Microsoft YaHei"/>
+                <w:b/>
+                <w:color w:val="1A1A1A"/>
+                <w:sz w:val="18"/>
+              </w:rPr>
+              <w:t>+3.9%</w:t>
+            </w:r>
+          </w:p>
+        </w:tc>
+      </w:tr>
+      <w:tr>
+        <w:tc>
+          <w:tcPr>
+            <w:tcW w:type="dxa" w:w="3022"/>
+          </w:tcPr>
+          <w:p>
+            <w:pPr>
+              <w:spacing w:before="40" w:after="40" w:line="288" w:lineRule="auto"/>
+            </w:pPr>
+            <w:r/>
+            <w:r>
+              <w:rPr>
+                <w:rFonts w:ascii="Microsoft YaHei" w:hAnsi="Microsoft YaHei"/>
+                <w:sz w:val="18"/>
+              </w:rPr>
+              <w:t>布林带上轨（4.91元）</w:t>
+            </w:r>
+          </w:p>
+        </w:tc>
+        <w:tc>
+          <w:tcPr>
+            <w:tcW w:type="dxa" w:w="3022"/>
+          </w:tcPr>
+          <w:p>
+            <w:pPr>
+              <w:spacing w:before="40" w:after="40" w:line="288" w:lineRule="auto"/>
+            </w:pPr>
+            <w:r/>
+            <w:r>
+              <w:rPr>
+                <w:rFonts w:ascii="Microsoft YaHei" w:hAnsi="Microsoft YaHei"/>
+                <w:sz w:val="18"/>
+              </w:rPr>
+              <w:t>距上轨空间</w:t>
+            </w:r>
+          </w:p>
+        </w:tc>
+        <w:tc>
+          <w:tcPr>
+            <w:tcW w:type="dxa" w:w="3022"/>
+          </w:tcPr>
+          <w:p>
+            <w:pPr>
+              <w:spacing w:before="40" w:after="40" w:line="288" w:lineRule="auto"/>
+            </w:pPr>
+            <w:r/>
+            <w:r>
+              <w:rPr>
+                <w:rFonts w:ascii="Microsoft YaHei" w:hAnsi="Microsoft YaHei"/>
+                <w:b/>
+                <w:color w:val="1A1A1A"/>
+                <w:sz w:val="18"/>
+              </w:rPr>
+              <w:t>-1.2%</w:t>
+            </w:r>
+          </w:p>
+        </w:tc>
+      </w:tr>
+      <w:tr>
+        <w:tc>
+          <w:tcPr>
+            <w:tcW w:type="dxa" w:w="3022"/>
+            <w:shd w:fill="F8F9FA" w:val="clear"/>
+          </w:tcPr>
+          <w:p>
+            <w:pPr>
+              <w:spacing w:before="40" w:after="40" w:line="288" w:lineRule="auto"/>
+            </w:pPr>
+            <w:r/>
+            <w:r>
+              <w:rPr>
+                <w:rFonts w:ascii="Microsoft YaHei" w:hAnsi="Microsoft YaHei"/>
+                <w:sz w:val="18"/>
+              </w:rPr>
+              <w:t>布林带下轨（4.43元）</w:t>
             </w:r>
           </w:p>
         </w:tc>
@@ -2221,8 +1921,20 @@
                 <w:rFonts w:ascii="Microsoft YaHei" w:hAnsi="Microsoft YaHei"/>
                 <w:sz w:val="18"/>
               </w:rPr>
-              <w:t xml:space="preserve">距离约 </w:t>
+              <w:t>距下轨空间</w:t>
             </w:r>
+          </w:p>
+        </w:tc>
+        <w:tc>
+          <w:tcPr>
+            <w:tcW w:type="dxa" w:w="3022"/>
+            <w:shd w:fill="F8F9FA" w:val="clear"/>
+          </w:tcPr>
+          <w:p>
+            <w:pPr>
+              <w:spacing w:before="40" w:after="40" w:line="288" w:lineRule="auto"/>
+            </w:pPr>
+            <w:r/>
             <w:r>
               <w:rPr>
                 <w:rFonts w:ascii="Microsoft YaHei" w:hAnsi="Microsoft YaHei"/>
@@ -2230,7 +1942,7 @@
                 <w:color w:val="1A1A1A"/>
                 <w:sz w:val="18"/>
               </w:rPr>
-              <w:t>1.2%</w:t>
+              <w:t>+9.5%</w:t>
             </w:r>
           </w:p>
         </w:tc>
@@ -2241,77 +1953,8 @@
       <w:r>
         <w:rPr>
           <w:rFonts w:ascii="Microsoft YaHei" w:hAnsi="Microsoft YaHei"/>
-          <w:b/>
-          <w:color w:val="1A1A1A"/>
         </w:rPr>
-        <w:t>技术研判：</w:t>
-      </w:r>
-    </w:p>
-    <w:p>
-      <w:pPr>
-        <w:pStyle w:val="ListBullet"/>
-      </w:pPr>
-      <w:r>
-        <w:rPr>
-          <w:rFonts w:ascii="Microsoft YaHei" w:hAnsi="Microsoft YaHei"/>
-        </w:rPr>
-        <w:t xml:space="preserve">股价 </w:t>
-      </w:r>
-      <w:r>
-        <w:rPr>
-          <w:rFonts w:ascii="Microsoft YaHei" w:hAnsi="Microsoft YaHei"/>
-          <w:b/>
-          <w:color w:val="1A1A1A"/>
-        </w:rPr>
-        <w:t>4.85元</w:t>
-      </w:r>
-      <w:r>
-        <w:rPr>
-          <w:rFonts w:ascii="Microsoft YaHei" w:hAnsi="Microsoft YaHei"/>
-        </w:rPr>
-        <w:t xml:space="preserve"> 已站稳 </w:t>
-      </w:r>
-      <w:r>
-        <w:rPr>
-          <w:rFonts w:ascii="Microsoft YaHei" w:hAnsi="Microsoft YaHei"/>
-          <w:b/>
-          <w:color w:val="1A1A1A"/>
-        </w:rPr>
-        <w:t>MA5（4.84）</w:t>
-      </w:r>
-      <w:r>
-        <w:rPr>
-          <w:rFonts w:ascii="Microsoft YaHei" w:hAnsi="Microsoft YaHei"/>
-        </w:rPr>
-        <w:t>、</w:t>
-      </w:r>
-      <w:r>
-        <w:rPr>
-          <w:rFonts w:ascii="Microsoft YaHei" w:hAnsi="Microsoft YaHei"/>
-          <w:b/>
-          <w:color w:val="1A1A1A"/>
-        </w:rPr>
-        <w:t>MA10（4.76）</w:t>
-      </w:r>
-      <w:r>
-        <w:rPr>
-          <w:rFonts w:ascii="Microsoft YaHei" w:hAnsi="Microsoft YaHei"/>
-        </w:rPr>
-        <w:t xml:space="preserve"> 及 </w:t>
-      </w:r>
-      <w:r>
-        <w:rPr>
-          <w:rFonts w:ascii="Microsoft YaHei" w:hAnsi="Microsoft YaHei"/>
-          <w:b/>
-          <w:color w:val="1A1A1A"/>
-        </w:rPr>
-        <w:t>MA20（4.67）</w:t>
-      </w:r>
-      <w:r>
-        <w:rPr>
-          <w:rFonts w:ascii="Microsoft YaHei" w:hAnsi="Microsoft YaHei"/>
-        </w:rPr>
-        <w:t xml:space="preserve"> 三条均线上方，短期均线呈 </w:t>
+        <w:t>技术形态呈</w:t>
       </w:r>
       <w:r>
         <w:rPr>
@@ -2325,18 +1968,7 @@
         <w:rPr>
           <w:rFonts w:ascii="Microsoft YaHei" w:hAnsi="Microsoft YaHei"/>
         </w:rPr>
-        <w:t>。</w:t>
-      </w:r>
-    </w:p>
-    <w:p>
-      <w:pPr>
-        <w:pStyle w:val="ListBullet"/>
-      </w:pPr>
-      <w:r>
-        <w:rPr>
-          <w:rFonts w:ascii="Microsoft YaHei" w:hAnsi="Microsoft YaHei"/>
-        </w:rPr>
-        <w:t xml:space="preserve">当前价格距离 </w:t>
+        <w:t>格局：股价站上MA5、MA10、MA20三道均线，且MA5（4.84元）与当前价（4.85元）几乎重合，短期支撑力度较强。距布林带上轨4.91元尚有约</w:t>
       </w:r>
       <w:r>
         <w:rPr>
@@ -2344,77 +1976,13 @@
           <w:b/>
           <w:color w:val="1A1A1A"/>
         </w:rPr>
-        <w:t>布林带上轨（4.91元）</w:t>
+        <w:t>1.2%的空间</w:t>
       </w:r>
       <w:r>
         <w:rPr>
           <w:rFonts w:ascii="Microsoft YaHei" w:hAnsi="Microsoft YaHei"/>
         </w:rPr>
-        <w:t xml:space="preserve"> 仅剩约 </w:t>
-      </w:r>
-      <w:r>
-        <w:rPr>
-          <w:rFonts w:ascii="Microsoft YaHei" w:hAnsi="Microsoft YaHei"/>
-          <w:b/>
-          <w:color w:val="1A1A1A"/>
-        </w:rPr>
-        <w:t>1.2%</w:t>
-      </w:r>
-      <w:r>
-        <w:rPr>
-          <w:rFonts w:ascii="Microsoft YaHei" w:hAnsi="Microsoft YaHei"/>
-        </w:rPr>
-        <w:t xml:space="preserve"> 空间，若午后继续放量上攻，存在挑战上轨的可能。</w:t>
-      </w:r>
-    </w:p>
-    <w:p>
-      <w:pPr>
-        <w:pStyle w:val="ListBullet"/>
-      </w:pPr>
-      <w:r>
-        <w:rPr>
-          <w:rFonts w:ascii="Microsoft YaHei" w:hAnsi="Microsoft YaHei"/>
-        </w:rPr>
-        <w:t xml:space="preserve">振幅 </w:t>
-      </w:r>
-      <w:r>
-        <w:rPr>
-          <w:rFonts w:ascii="Microsoft YaHei" w:hAnsi="Microsoft YaHei"/>
-          <w:b/>
-          <w:color w:val="1A1A1A"/>
-        </w:rPr>
-        <w:t>3.18%</w:t>
-      </w:r>
-      <w:r>
-        <w:rPr>
-          <w:rFonts w:ascii="Microsoft YaHei" w:hAnsi="Microsoft YaHei"/>
-        </w:rPr>
-        <w:t xml:space="preserve"> 明显放大，为近期少见，显示多空博弈加剧但多头占据主动。</w:t>
-      </w:r>
-    </w:p>
-    <w:p>
-      <w:pPr>
-        <w:pStyle w:val="ListBullet"/>
-      </w:pPr>
-      <w:r>
-        <w:rPr>
-          <w:rFonts w:ascii="Microsoft YaHei" w:hAnsi="Microsoft YaHei"/>
-        </w:rPr>
-        <w:t xml:space="preserve">日K线大概率收出 </w:t>
-      </w:r>
-      <w:r>
-        <w:rPr>
-          <w:rFonts w:ascii="Microsoft YaHei" w:hAnsi="Microsoft YaHei"/>
-          <w:b/>
-          <w:color w:val="1A1A1A"/>
-        </w:rPr>
-        <w:t>中阳线</w:t>
-      </w:r>
-      <w:r>
-        <w:rPr>
-          <w:rFonts w:ascii="Microsoft YaHei" w:hAnsi="Microsoft YaHei"/>
-        </w:rPr>
-        <w:t>，结合放量突破形态，短线偏强格局已确立。</w:t>
+        <w:t>，短期仍有上行余地但需注意上轨附近的压力。</w:t>
       </w:r>
     </w:p>
     <w:p>
@@ -2446,16 +2014,8 @@
       <w:r>
         <w:rPr>
           <w:rFonts w:ascii="Microsoft YaHei" w:hAnsi="Microsoft YaHei"/>
-          <w:b/>
-          <w:color w:val="1A1A1A"/>
         </w:rPr>
-        <w:t>融资动向：</w:t>
-      </w:r>
-      <w:r>
-        <w:rPr>
-          <w:rFonts w:ascii="Microsoft YaHei" w:hAnsi="Microsoft YaHei"/>
-        </w:rPr>
-        <w:t xml:space="preserve"> 7月28日，大秦铁路获融资买入 </w:t>
+        <w:t>今日盘中未见大秦铁路相关直接消息。但结合板块联动来看，铁路运输板块整体表现突出，大秦铁路以</w:t>
       </w:r>
       <w:r>
         <w:rPr>
@@ -2463,77 +2023,13 @@
           <w:b/>
           <w:color w:val="1A1A1A"/>
         </w:rPr>
-        <w:t>1,946.77万元</w:t>
+        <w:t>+2.97%领涨该板块</w:t>
       </w:r>
       <w:r>
         <w:rPr>
           <w:rFonts w:ascii="Microsoft YaHei" w:hAnsi="Microsoft YaHei"/>
         </w:rPr>
-        <w:t xml:space="preserve">，融资余额 </w:t>
-      </w:r>
-      <w:r>
-        <w:rPr>
-          <w:rFonts w:ascii="Microsoft YaHei" w:hAnsi="Microsoft YaHei"/>
-          <w:b/>
-          <w:color w:val="1A1A1A"/>
-        </w:rPr>
-        <w:t>18.59亿元</w:t>
-      </w:r>
-      <w:r>
-        <w:rPr>
-          <w:rFonts w:ascii="Microsoft YaHei" w:hAnsi="Microsoft YaHei"/>
-        </w:rPr>
-        <w:t xml:space="preserve">，占流通市值比例 </w:t>
-      </w:r>
-      <w:r>
-        <w:rPr>
-          <w:rFonts w:ascii="Microsoft YaHei" w:hAnsi="Microsoft YaHei"/>
-          <w:b/>
-          <w:color w:val="1A1A1A"/>
-        </w:rPr>
-        <w:t>1.91%</w:t>
-      </w:r>
-      <w:r>
-        <w:rPr>
-          <w:rFonts w:ascii="Microsoft YaHei" w:hAnsi="Microsoft YaHei"/>
-        </w:rPr>
-        <w:t xml:space="preserve">，低于近一年 </w:t>
-      </w:r>
-      <w:r>
-        <w:rPr>
-          <w:rFonts w:ascii="Microsoft YaHei" w:hAnsi="Microsoft YaHei"/>
-          <w:b/>
-          <w:color w:val="1A1A1A"/>
-        </w:rPr>
-        <w:t>40%分位</w:t>
-      </w:r>
-      <w:r>
-        <w:rPr>
-          <w:rFonts w:ascii="Microsoft YaHei" w:hAnsi="Microsoft YaHei"/>
-        </w:rPr>
-        <w:t xml:space="preserve"> 水平。融资余额处于历史相对低位，反映杠杆资金此前态度偏谨慎，但也意味着后续 </w:t>
-      </w:r>
-      <w:r>
-        <w:rPr>
-          <w:rFonts w:ascii="Microsoft YaHei" w:hAnsi="Microsoft YaHei"/>
-          <w:b/>
-          <w:color w:val="1A1A1A"/>
-        </w:rPr>
-        <w:t>潜在加仓空间较大</w:t>
-      </w:r>
-      <w:r>
-        <w:rPr>
-          <w:rFonts w:ascii="Microsoft YaHei" w:hAnsi="Microsoft YaHei"/>
-        </w:rPr>
-        <w:t>。</w:t>
-      </w:r>
-    </w:p>
-    <w:p>
-      <w:r>
-        <w:rPr>
-          <w:rFonts w:ascii="Microsoft YaHei" w:hAnsi="Microsoft YaHei"/>
-        </w:rPr>
-        <w:t>（今日盘中暂无其他重大新闻或公告。）</w:t>
+        <w:t>（6只成分股全线上涨），板块整体涨幅+1.70%，居同花顺行业板块第67/1158位，表现强势。</w:t>
       </w:r>
     </w:p>
     <w:p>
@@ -2561,20 +2057,6 @@
         <w:t>板块关联</w:t>
       </w:r>
     </w:p>
-    <w:p>
-      <w:pPr>
-        <w:spacing w:before="280" w:after="80" w:line="312" w:lineRule="auto"/>
-      </w:pPr>
-      <w:r>
-        <w:rPr>
-          <w:rFonts w:ascii="Microsoft YaHei" w:hAnsi="Microsoft YaHei"/>
-          <w:b/>
-          <w:color w:val="333333"/>
-          <w:sz w:val="24"/>
-        </w:rPr>
-        <w:t>所属板块表现</w:t>
-      </w:r>
-    </w:p>
     <w:tbl>
       <w:tblPr>
         <w:tblStyle w:val="TableGrid"/>
@@ -2584,15 +2066,14 @@
         <w:tblLook w:firstColumn="1" w:firstRow="1" w:lastColumn="0" w:lastRow="0" w:noHBand="0" w:noVBand="1" w:val="04A0"/>
       </w:tblPr>
       <w:tblGrid>
-        <w:gridCol w:w="2266"/>
-        <w:gridCol w:w="2266"/>
-        <w:gridCol w:w="2266"/>
-        <w:gridCol w:w="2266"/>
+        <w:gridCol w:w="3022"/>
+        <w:gridCol w:w="3022"/>
+        <w:gridCol w:w="3022"/>
       </w:tblGrid>
       <w:tr>
         <w:tc>
           <w:tcPr>
-            <w:tcW w:type="dxa" w:w="2266"/>
+            <w:tcW w:type="dxa" w:w="3022"/>
             <w:shd w:fill="F6F8FA" w:val="clear"/>
           </w:tcPr>
           <w:p>
@@ -2613,7 +2094,7 @@
         </w:tc>
         <w:tc>
           <w:tcPr>
-            <w:tcW w:type="dxa" w:w="2266"/>
+            <w:tcW w:type="dxa" w:w="3022"/>
             <w:shd w:fill="F6F8FA" w:val="clear"/>
           </w:tcPr>
           <w:p>
@@ -2628,13 +2109,13 @@
                 <w:color w:val="1A1A1A"/>
                 <w:sz w:val="18"/>
               </w:rPr>
-              <w:t>涨幅</w:t>
+              <w:t>涨跌幅</w:t>
             </w:r>
           </w:p>
         </w:tc>
         <w:tc>
           <w:tcPr>
-            <w:tcW w:type="dxa" w:w="2266"/>
+            <w:tcW w:type="dxa" w:w="3022"/>
             <w:shd w:fill="F6F8FA" w:val="clear"/>
           </w:tcPr>
           <w:p>
@@ -2649,14 +2130,15 @@
                 <w:color w:val="1A1A1A"/>
                 <w:sz w:val="18"/>
               </w:rPr>
-              <w:t>板块排名</w:t>
+              <w:t>板块内排名</w:t>
             </w:r>
           </w:p>
         </w:tc>
+      </w:tr>
+      <w:tr>
         <w:tc>
           <w:tcPr>
-            <w:tcW w:type="dxa" w:w="2266"/>
-            <w:shd w:fill="F6F8FA" w:val="clear"/>
+            <w:tcW w:type="dxa" w:w="3022"/>
           </w:tcPr>
           <w:p>
             <w:pPr>
@@ -2670,33 +2152,13 @@
                 <w:color w:val="1A1A1A"/>
                 <w:sz w:val="18"/>
               </w:rPr>
-              <w:t>该股板块内排名</w:t>
-            </w:r>
-          </w:p>
-        </w:tc>
-      </w:tr>
-      <w:tr>
-        <w:tc>
-          <w:tcPr>
-            <w:tcW w:type="dxa" w:w="2266"/>
-          </w:tcPr>
-          <w:p>
-            <w:pPr>
-              <w:spacing w:before="40" w:after="40" w:line="288" w:lineRule="auto"/>
-            </w:pPr>
-            <w:r/>
-            <w:r>
-              <w:rPr>
-                <w:rFonts w:ascii="Microsoft YaHei" w:hAnsi="Microsoft YaHei"/>
-                <w:sz w:val="18"/>
-              </w:rPr>
               <w:t>铁路运输(A股)</w:t>
             </w:r>
           </w:p>
         </w:tc>
         <w:tc>
           <w:tcPr>
-            <w:tcW w:type="dxa" w:w="2266"/>
+            <w:tcW w:type="dxa" w:w="3022"/>
           </w:tcPr>
           <w:p>
             <w:pPr>
@@ -2716,41 +2178,7 @@
         </w:tc>
         <w:tc>
           <w:tcPr>
-            <w:tcW w:type="dxa" w:w="2266"/>
-          </w:tcPr>
-          <w:p>
-            <w:pPr>
-              <w:spacing w:before="40" w:after="40" w:line="288" w:lineRule="auto"/>
-            </w:pPr>
-            <w:r/>
-            <w:r>
-              <w:rPr>
-                <w:rFonts w:ascii="Microsoft YaHei" w:hAnsi="Microsoft YaHei"/>
-                <w:sz w:val="18"/>
-              </w:rPr>
-              <w:t xml:space="preserve">第 </w:t>
-            </w:r>
-            <w:r>
-              <w:rPr>
-                <w:rFonts w:ascii="Microsoft YaHei" w:hAnsi="Microsoft YaHei"/>
-                <w:b/>
-                <w:color w:val="1A1A1A"/>
-                <w:sz w:val="18"/>
-              </w:rPr>
-              <w:t>67/1158</w:t>
-            </w:r>
-            <w:r>
-              <w:rPr>
-                <w:rFonts w:ascii="Microsoft YaHei" w:hAnsi="Microsoft YaHei"/>
-                <w:sz w:val="18"/>
-              </w:rPr>
-              <w:t xml:space="preserve"> 位</w:t>
-            </w:r>
-          </w:p>
-        </w:tc>
-        <w:tc>
-          <w:tcPr>
-            <w:tcW w:type="dxa" w:w="2266"/>
+            <w:tcW w:type="dxa" w:w="3022"/>
           </w:tcPr>
           <w:p>
             <w:pPr>
@@ -2764,14 +2192,7 @@
                 <w:color w:val="1A1A1A"/>
                 <w:sz w:val="18"/>
               </w:rPr>
-              <w:t>第1/6</w:t>
-            </w:r>
-            <w:r>
-              <w:rPr>
-                <w:rFonts w:ascii="Microsoft YaHei" w:hAnsi="Microsoft YaHei"/>
-                <w:sz w:val="18"/>
-              </w:rPr>
-              <w:t>（领涨）</w:t>
+              <w:t>第1/6位（领涨）</w:t>
             </w:r>
           </w:p>
         </w:tc>
@@ -2779,64 +2200,7 @@
       <w:tr>
         <w:tc>
           <w:tcPr>
-            <w:tcW w:type="dxa" w:w="2266"/>
-            <w:shd w:fill="F8F9FA" w:val="clear"/>
-          </w:tcPr>
-          <w:p>
-            <w:pPr>
-              <w:spacing w:before="40" w:after="40" w:line="288" w:lineRule="auto"/>
-            </w:pPr>
-            <w:r/>
-            <w:r>
-              <w:rPr>
-                <w:rFonts w:ascii="Microsoft YaHei" w:hAnsi="Microsoft YaHei"/>
-                <w:sz w:val="18"/>
-              </w:rPr>
-              <w:t>地面运输(A股)</w:t>
-            </w:r>
-          </w:p>
-        </w:tc>
-        <w:tc>
-          <w:tcPr>
-            <w:tcW w:type="dxa" w:w="2266"/>
-            <w:shd w:fill="F8F9FA" w:val="clear"/>
-          </w:tcPr>
-          <w:p>
-            <w:pPr>
-              <w:spacing w:before="40" w:after="40" w:line="288" w:lineRule="auto"/>
-            </w:pPr>
-            <w:r/>
-            <w:r>
-              <w:rPr>
-                <w:rFonts w:ascii="Microsoft YaHei" w:hAnsi="Microsoft YaHei"/>
-                <w:sz w:val="18"/>
-              </w:rPr>
-              <w:t>-1.07%</w:t>
-            </w:r>
-          </w:p>
-        </w:tc>
-        <w:tc>
-          <w:tcPr>
-            <w:tcW w:type="dxa" w:w="2266"/>
-            <w:shd w:fill="F8F9FA" w:val="clear"/>
-          </w:tcPr>
-          <w:p>
-            <w:pPr>
-              <w:spacing w:before="40" w:after="40" w:line="288" w:lineRule="auto"/>
-            </w:pPr>
-            <w:r/>
-            <w:r>
-              <w:rPr>
-                <w:rFonts w:ascii="Microsoft YaHei" w:hAnsi="Microsoft YaHei"/>
-                <w:sz w:val="18"/>
-              </w:rPr>
-              <w:t>第436/1158位</w:t>
-            </w:r>
-          </w:p>
-        </w:tc>
-        <w:tc>
-          <w:tcPr>
-            <w:tcW w:type="dxa" w:w="2266"/>
+            <w:tcW w:type="dxa" w:w="3022"/>
             <w:shd w:fill="F8F9FA" w:val="clear"/>
           </w:tcPr>
           <w:p>
@@ -2851,14 +2215,49 @@
                 <w:color w:val="1A1A1A"/>
                 <w:sz w:val="18"/>
               </w:rPr>
-              <w:t>第1/18</w:t>
+              <w:t>地面运输(A股)</w:t>
             </w:r>
+          </w:p>
+        </w:tc>
+        <w:tc>
+          <w:tcPr>
+            <w:tcW w:type="dxa" w:w="3022"/>
+            <w:shd w:fill="F8F9FA" w:val="clear"/>
+          </w:tcPr>
+          <w:p>
+            <w:pPr>
+              <w:spacing w:before="40" w:after="40" w:line="288" w:lineRule="auto"/>
+            </w:pPr>
+            <w:r/>
             <w:r>
               <w:rPr>
                 <w:rFonts w:ascii="Microsoft YaHei" w:hAnsi="Microsoft YaHei"/>
+                <w:b/>
+                <w:color w:val="1A1A1A"/>
                 <w:sz w:val="18"/>
               </w:rPr>
-              <w:t>（领涨）</w:t>
+              <w:t>-1.07%</w:t>
+            </w:r>
+          </w:p>
+        </w:tc>
+        <w:tc>
+          <w:tcPr>
+            <w:tcW w:type="dxa" w:w="3022"/>
+            <w:shd w:fill="F8F9FA" w:val="clear"/>
+          </w:tcPr>
+          <w:p>
+            <w:pPr>
+              <w:spacing w:before="40" w:after="40" w:line="288" w:lineRule="auto"/>
+            </w:pPr>
+            <w:r/>
+            <w:r>
+              <w:rPr>
+                <w:rFonts w:ascii="Microsoft YaHei" w:hAnsi="Microsoft YaHei"/>
+                <w:b/>
+                <w:color w:val="1A1A1A"/>
+                <w:sz w:val="18"/>
+              </w:rPr>
+              <w:t>第1/18位（领涨）</w:t>
             </w:r>
           </w:p>
         </w:tc>
@@ -2866,7 +2265,7 @@
       <w:tr>
         <w:tc>
           <w:tcPr>
-            <w:tcW w:type="dxa" w:w="2266"/>
+            <w:tcW w:type="dxa" w:w="3022"/>
           </w:tcPr>
           <w:p>
             <w:pPr>
@@ -2884,7 +2283,7 @@
         </w:tc>
         <w:tc>
           <w:tcPr>
-            <w:tcW w:type="dxa" w:w="2266"/>
+            <w:tcW w:type="dxa" w:w="3022"/>
           </w:tcPr>
           <w:p>
             <w:pPr>
@@ -2902,7 +2301,7 @@
         </w:tc>
         <w:tc>
           <w:tcPr>
-            <w:tcW w:type="dxa" w:w="2266"/>
+            <w:tcW w:type="dxa" w:w="3022"/>
           </w:tcPr>
           <w:p>
             <w:pPr>
@@ -2914,25 +2313,7 @@
                 <w:rFonts w:ascii="Microsoft YaHei" w:hAnsi="Microsoft YaHei"/>
                 <w:sz w:val="18"/>
               </w:rPr>
-              <w:t>第219/1158位</w:t>
-            </w:r>
-          </w:p>
-        </w:tc>
-        <w:tc>
-          <w:tcPr>
-            <w:tcW w:type="dxa" w:w="2266"/>
-          </w:tcPr>
-          <w:p>
-            <w:pPr>
-              <w:spacing w:before="40" w:after="40" w:line="288" w:lineRule="auto"/>
-            </w:pPr>
-            <w:r/>
-            <w:r>
-              <w:rPr>
-                <w:rFonts w:ascii="Microsoft YaHei" w:hAnsi="Microsoft YaHei"/>
-                <w:sz w:val="18"/>
-              </w:rPr>
-              <w:t>第13/121</w:t>
+              <w:t>第13/121位</w:t>
             </w:r>
           </w:p>
         </w:tc>
@@ -2940,7 +2321,7 @@
       <w:tr>
         <w:tc>
           <w:tcPr>
-            <w:tcW w:type="dxa" w:w="2266"/>
+            <w:tcW w:type="dxa" w:w="3022"/>
             <w:shd w:fill="F8F9FA" w:val="clear"/>
           </w:tcPr>
           <w:p>
@@ -2959,7 +2340,7 @@
         </w:tc>
         <w:tc>
           <w:tcPr>
-            <w:tcW w:type="dxa" w:w="2266"/>
+            <w:tcW w:type="dxa" w:w="3022"/>
             <w:shd w:fill="F8F9FA" w:val="clear"/>
           </w:tcPr>
           <w:p>
@@ -2978,7 +2359,7 @@
         </w:tc>
         <w:tc>
           <w:tcPr>
-            <w:tcW w:type="dxa" w:w="2266"/>
+            <w:tcW w:type="dxa" w:w="3022"/>
             <w:shd w:fill="F8F9FA" w:val="clear"/>
           </w:tcPr>
           <w:p>
@@ -2991,178 +2372,7 @@
                 <w:rFonts w:ascii="Microsoft YaHei" w:hAnsi="Microsoft YaHei"/>
                 <w:sz w:val="18"/>
               </w:rPr>
-              <w:t>第75/1158位</w:t>
-            </w:r>
-          </w:p>
-        </w:tc>
-        <w:tc>
-          <w:tcPr>
-            <w:tcW w:type="dxa" w:w="2266"/>
-            <w:shd w:fill="F8F9FA" w:val="clear"/>
-          </w:tcPr>
-          <w:p>
-            <w:pPr>
-              <w:spacing w:before="40" w:after="40" w:line="288" w:lineRule="auto"/>
-            </w:pPr>
-            <w:r/>
-            <w:r>
-              <w:rPr>
-                <w:rFonts w:ascii="Microsoft YaHei" w:hAnsi="Microsoft YaHei"/>
-                <w:sz w:val="18"/>
-              </w:rPr>
-              <w:t>第108/319</w:t>
-            </w:r>
-          </w:p>
-        </w:tc>
-      </w:tr>
-      <w:tr>
-        <w:tc>
-          <w:tcPr>
-            <w:tcW w:type="dxa" w:w="2266"/>
-          </w:tcPr>
-          <w:p>
-            <w:pPr>
-              <w:spacing w:before="40" w:after="40" w:line="288" w:lineRule="auto"/>
-            </w:pPr>
-            <w:r/>
-            <w:r>
-              <w:rPr>
-                <w:rFonts w:ascii="Microsoft YaHei" w:hAnsi="Microsoft YaHei"/>
-                <w:sz w:val="18"/>
-              </w:rPr>
-              <w:t>上证180成份股</w:t>
-            </w:r>
-          </w:p>
-        </w:tc>
-        <w:tc>
-          <w:tcPr>
-            <w:tcW w:type="dxa" w:w="2266"/>
-          </w:tcPr>
-          <w:p>
-            <w:pPr>
-              <w:spacing w:before="40" w:after="40" w:line="288" w:lineRule="auto"/>
-            </w:pPr>
-            <w:r/>
-            <w:r>
-              <w:rPr>
-                <w:rFonts w:ascii="Microsoft YaHei" w:hAnsi="Microsoft YaHei"/>
-                <w:sz w:val="18"/>
-              </w:rPr>
-              <w:t>+1.79%</w:t>
-            </w:r>
-          </w:p>
-        </w:tc>
-        <w:tc>
-          <w:tcPr>
-            <w:tcW w:type="dxa" w:w="2266"/>
-          </w:tcPr>
-          <w:p>
-            <w:pPr>
-              <w:spacing w:before="40" w:after="40" w:line="288" w:lineRule="auto"/>
-            </w:pPr>
-            <w:r/>
-            <w:r>
-              <w:rPr>
-                <w:rFonts w:ascii="Microsoft YaHei" w:hAnsi="Microsoft YaHei"/>
-                <w:sz w:val="18"/>
-              </w:rPr>
-              <w:t>第62/1158位</w:t>
-            </w:r>
-          </w:p>
-        </w:tc>
-        <w:tc>
-          <w:tcPr>
-            <w:tcW w:type="dxa" w:w="2266"/>
-          </w:tcPr>
-          <w:p>
-            <w:pPr>
-              <w:spacing w:before="40" w:after="40" w:line="288" w:lineRule="auto"/>
-            </w:pPr>
-            <w:r/>
-            <w:r>
-              <w:rPr>
-                <w:rFonts w:ascii="Microsoft YaHei" w:hAnsi="Microsoft YaHei"/>
-                <w:sz w:val="18"/>
-              </w:rPr>
-              <w:t>第65/197</w:t>
-            </w:r>
-          </w:p>
-        </w:tc>
-      </w:tr>
-      <w:tr>
-        <w:tc>
-          <w:tcPr>
-            <w:tcW w:type="dxa" w:w="2266"/>
-            <w:shd w:fill="F8F9FA" w:val="clear"/>
-          </w:tcPr>
-          <w:p>
-            <w:pPr>
-              <w:spacing w:before="40" w:after="40" w:line="288" w:lineRule="auto"/>
-            </w:pPr>
-            <w:r/>
-            <w:r>
-              <w:rPr>
-                <w:rFonts w:ascii="Microsoft YaHei" w:hAnsi="Microsoft YaHei"/>
-                <w:sz w:val="18"/>
-              </w:rPr>
-              <w:t>工业(A股)</w:t>
-            </w:r>
-          </w:p>
-        </w:tc>
-        <w:tc>
-          <w:tcPr>
-            <w:tcW w:type="dxa" w:w="2266"/>
-            <w:shd w:fill="F8F9FA" w:val="clear"/>
-          </w:tcPr>
-          <w:p>
-            <w:pPr>
-              <w:spacing w:before="40" w:after="40" w:line="288" w:lineRule="auto"/>
-            </w:pPr>
-            <w:r/>
-            <w:r>
-              <w:rPr>
-                <w:rFonts w:ascii="Microsoft YaHei" w:hAnsi="Microsoft YaHei"/>
-                <w:sz w:val="18"/>
-              </w:rPr>
-              <w:t>-2.77%</w:t>
-            </w:r>
-          </w:p>
-        </w:tc>
-        <w:tc>
-          <w:tcPr>
-            <w:tcW w:type="dxa" w:w="2266"/>
-            <w:shd w:fill="F8F9FA" w:val="clear"/>
-          </w:tcPr>
-          <w:p>
-            <w:pPr>
-              <w:spacing w:before="40" w:after="40" w:line="288" w:lineRule="auto"/>
-            </w:pPr>
-            <w:r/>
-            <w:r>
-              <w:rPr>
-                <w:rFonts w:ascii="Microsoft YaHei" w:hAnsi="Microsoft YaHei"/>
-                <w:sz w:val="18"/>
-              </w:rPr>
-              <w:t>第779/1158位</w:t>
-            </w:r>
-          </w:p>
-        </w:tc>
-        <w:tc>
-          <w:tcPr>
-            <w:tcW w:type="dxa" w:w="2266"/>
-            <w:shd w:fill="F8F9FA" w:val="clear"/>
-          </w:tcPr>
-          <w:p>
-            <w:pPr>
-              <w:spacing w:before="40" w:after="40" w:line="288" w:lineRule="auto"/>
-            </w:pPr>
-            <w:r/>
-            <w:r>
-              <w:rPr>
-                <w:rFonts w:ascii="Microsoft YaHei" w:hAnsi="Microsoft YaHei"/>
-                <w:sz w:val="18"/>
-              </w:rPr>
-              <w:t>第91/1209</w:t>
+              <w:t>第108/319位</w:t>
             </w:r>
           </w:p>
         </w:tc>
@@ -3173,21 +2383,8 @@
       <w:r>
         <w:rPr>
           <w:rFonts w:ascii="Microsoft YaHei" w:hAnsi="Microsoft YaHei"/>
-          <w:b/>
-          <w:color w:val="1A1A1A"/>
         </w:rPr>
-        <w:t>板块解读：</w:t>
-      </w:r>
-    </w:p>
-    <w:p>
-      <w:pPr>
-        <w:pStyle w:val="ListBullet"/>
-      </w:pPr>
-      <w:r>
-        <w:rPr>
-          <w:rFonts w:ascii="Microsoft YaHei" w:hAnsi="Microsoft YaHei"/>
-        </w:rPr>
-        <w:t xml:space="preserve">大秦铁路在 </w:t>
+        <w:t>大秦铁路今日在</w:t>
       </w:r>
       <w:r>
         <w:rPr>
@@ -3195,133 +2392,13 @@
           <w:b/>
           <w:color w:val="1A1A1A"/>
         </w:rPr>
-        <w:t>铁路运输板块</w:t>
+        <w:t>铁路运输板块中领涨</w:t>
       </w:r>
       <w:r>
         <w:rPr>
           <w:rFonts w:ascii="Microsoft YaHei" w:hAnsi="Microsoft YaHei"/>
         </w:rPr>
-        <w:t xml:space="preserve"> 中涨幅 </w:t>
-      </w:r>
-      <w:r>
-        <w:rPr>
-          <w:rFonts w:ascii="Microsoft YaHei" w:hAnsi="Microsoft YaHei"/>
-          <w:b/>
-          <w:color w:val="1A1A1A"/>
-        </w:rPr>
-        <w:t>排名第一</w:t>
-      </w:r>
-      <w:r>
-        <w:rPr>
-          <w:rFonts w:ascii="Microsoft YaHei" w:hAnsi="Microsoft YaHei"/>
-        </w:rPr>
-        <w:t xml:space="preserve">，领涨同板块的京沪高铁（+2.49%）和广深铁路（+1.69%），显示该股在板块内具备 </w:t>
-      </w:r>
-      <w:r>
-        <w:rPr>
-          <w:rFonts w:ascii="Microsoft YaHei" w:hAnsi="Microsoft YaHei"/>
-          <w:b/>
-          <w:color w:val="1A1A1A"/>
-        </w:rPr>
-        <w:t>龙头效应</w:t>
-      </w:r>
-      <w:r>
-        <w:rPr>
-          <w:rFonts w:ascii="Microsoft YaHei" w:hAnsi="Microsoft YaHei"/>
-        </w:rPr>
-        <w:t>。</w:t>
-      </w:r>
-    </w:p>
-    <w:p>
-      <w:pPr>
-        <w:pStyle w:val="ListBullet"/>
-      </w:pPr>
-      <w:r>
-        <w:rPr>
-          <w:rFonts w:ascii="Microsoft YaHei" w:hAnsi="Microsoft YaHei"/>
-        </w:rPr>
-        <w:t xml:space="preserve">铁路运输板块整体 </w:t>
-      </w:r>
-      <w:r>
-        <w:rPr>
-          <w:rFonts w:ascii="Microsoft YaHei" w:hAnsi="Microsoft YaHei"/>
-          <w:b/>
-          <w:color w:val="1A1A1A"/>
-        </w:rPr>
-        <w:t>+1.70%</w:t>
-      </w:r>
-      <w:r>
-        <w:rPr>
-          <w:rFonts w:ascii="Microsoft YaHei" w:hAnsi="Microsoft YaHei"/>
-        </w:rPr>
-        <w:t xml:space="preserve">，位居全行业板块第 </w:t>
-      </w:r>
-      <w:r>
-        <w:rPr>
-          <w:rFonts w:ascii="Microsoft YaHei" w:hAnsi="Microsoft YaHei"/>
-          <w:b/>
-          <w:color w:val="1A1A1A"/>
-        </w:rPr>
-        <w:t>67位</w:t>
-      </w:r>
-      <w:r>
-        <w:rPr>
-          <w:rFonts w:ascii="Microsoft YaHei" w:hAnsi="Microsoft YaHei"/>
-        </w:rPr>
-        <w:t xml:space="preserve">，表现远优于所属的工业板块（-2.77%），体现出铁路运输子行业在当前市场环境下的 </w:t>
-      </w:r>
-      <w:r>
-        <w:rPr>
-          <w:rFonts w:ascii="Microsoft YaHei" w:hAnsi="Microsoft YaHei"/>
-          <w:b/>
-          <w:color w:val="1A1A1A"/>
-        </w:rPr>
-        <w:t>防御性与红利属性</w:t>
-      </w:r>
-      <w:r>
-        <w:rPr>
-          <w:rFonts w:ascii="Microsoft YaHei" w:hAnsi="Microsoft YaHei"/>
-        </w:rPr>
-        <w:t xml:space="preserve"> 受到资金追捧。</w:t>
-      </w:r>
-    </w:p>
-    <w:p>
-      <w:pPr>
-        <w:pStyle w:val="ListBullet"/>
-      </w:pPr>
-      <w:r>
-        <w:rPr>
-          <w:rFonts w:ascii="Microsoft YaHei" w:hAnsi="Microsoft YaHei"/>
-        </w:rPr>
-        <w:t xml:space="preserve">作为 </w:t>
-      </w:r>
-      <w:r>
-        <w:rPr>
-          <w:rFonts w:ascii="Microsoft YaHei" w:hAnsi="Microsoft YaHei"/>
-          <w:b/>
-          <w:color w:val="1A1A1A"/>
-        </w:rPr>
-        <w:t>沪深300</w:t>
-      </w:r>
-      <w:r>
-        <w:rPr>
-          <w:rFonts w:ascii="Microsoft YaHei" w:hAnsi="Microsoft YaHei"/>
-        </w:rPr>
-        <w:t xml:space="preserve"> 和 </w:t>
-      </w:r>
-      <w:r>
-        <w:rPr>
-          <w:rFonts w:ascii="Microsoft YaHei" w:hAnsi="Microsoft YaHei"/>
-          <w:b/>
-          <w:color w:val="1A1A1A"/>
-        </w:rPr>
-        <w:t>上证180</w:t>
-      </w:r>
-      <w:r>
-        <w:rPr>
-          <w:rFonts w:ascii="Microsoft YaHei" w:hAnsi="Microsoft YaHei"/>
-        </w:rPr>
-        <w:t xml:space="preserve"> 成分股，该股受权重资金配置的支撑较强。</w:t>
+        <w:t>，且在地面运输板块中也排名第一，表现出较强的板块龙头效应。同板块的京沪高铁（+2.49%）、广深铁路（+1.69%）也录得上涨，板块内形成共振。</w:t>
       </w:r>
     </w:p>
     <w:p>
@@ -3356,27 +2433,7 @@
           <w:b/>
           <w:color w:val="1A1A1A"/>
         </w:rPr>
-        <w:t>主力观点：</w:t>
-      </w:r>
-      <w:r>
-        <w:rPr>
-          <w:rFonts w:ascii="Microsoft YaHei" w:hAnsi="Microsoft YaHei"/>
-        </w:rPr>
-        <w:t xml:space="preserve"> 大秦铁路今日午盘呈现 </w:t>
-      </w:r>
-      <w:r>
-        <w:rPr>
-          <w:rFonts w:ascii="Microsoft YaHei" w:hAnsi="Microsoft YaHei"/>
-          <w:b/>
-          <w:color w:val="1A1A1A"/>
-        </w:rPr>
-        <w:t>强势放量突破</w:t>
-      </w:r>
-      <w:r>
-        <w:rPr>
-          <w:rFonts w:ascii="Microsoft YaHei" w:hAnsi="Microsoft YaHei"/>
-        </w:rPr>
-        <w:t xml:space="preserve"> 走势，量价配合良好，资金全面净流入，主力做多意愿明确。核心逻辑如下：</w:t>
+        <w:t>核心观点：资金驱动+技术突破，短期偏强震荡</w:t>
       </w:r>
     </w:p>
     <w:p>
@@ -3389,41 +2446,13 @@
           <w:b/>
           <w:color w:val="1A1A1A"/>
         </w:rPr>
-        <w:t>低估值高股息逻辑发酵</w:t>
+        <w:t>资金面积极</w:t>
       </w:r>
       <w:r>
         <w:rPr>
           <w:rFonts w:ascii="Microsoft YaHei" w:hAnsi="Microsoft YaHei"/>
         </w:rPr>
-        <w:t xml:space="preserve">：PB仅 </w:t>
-      </w:r>
-      <w:r>
-        <w:rPr>
-          <w:rFonts w:ascii="Microsoft YaHei" w:hAnsi="Microsoft YaHei"/>
-          <w:b/>
-          <w:color w:val="1A1A1A"/>
-        </w:rPr>
-        <w:t>0.60倍</w:t>
-      </w:r>
-      <w:r>
-        <w:rPr>
-          <w:rFonts w:ascii="Microsoft YaHei" w:hAnsi="Microsoft YaHei"/>
-        </w:rPr>
-        <w:t xml:space="preserve"> 处于破净状态，动态 PE仅 </w:t>
-      </w:r>
-      <w:r>
-        <w:rPr>
-          <w:rFonts w:ascii="Microsoft YaHei" w:hAnsi="Microsoft YaHei"/>
-          <w:b/>
-          <w:color w:val="1A1A1A"/>
-        </w:rPr>
-        <w:t>10.1倍</w:t>
-      </w:r>
-      <w:r>
-        <w:rPr>
-          <w:rFonts w:ascii="Microsoft YaHei" w:hAnsi="Microsoft YaHei"/>
-        </w:rPr>
-        <w:t>，在当前市场偏好红利资产的风格下具有较高的配置性价比。</w:t>
+        <w:t>：今日午间净流入近7800万元，叠加昨日全口径净流入7825万元，连续两日资金大幅净流入，量能配合良好，显示主力资金明确看好。</w:t>
       </w:r>
     </w:p>
     <w:p>
@@ -3436,27 +2465,13 @@
           <w:b/>
           <w:color w:val="1A1A1A"/>
         </w:rPr>
-        <w:t>技术面突破信号明确</w:t>
+        <w:t>技术面偏多</w:t>
       </w:r>
       <w:r>
         <w:rPr>
           <w:rFonts w:ascii="Microsoft YaHei" w:hAnsi="Microsoft YaHei"/>
         </w:rPr>
-        <w:t xml:space="preserve">：股价站稳所有短期均线，呈多头排列，距离布林带上轨仅1.2%，若午后量能延续，有望向上测试 </w:t>
-      </w:r>
-      <w:r>
-        <w:rPr>
-          <w:rFonts w:ascii="Microsoft YaHei" w:hAnsi="Microsoft YaHei"/>
-          <w:b/>
-          <w:color w:val="1A1A1A"/>
-        </w:rPr>
-        <w:t>4.91元</w:t>
-      </w:r>
-      <w:r>
-        <w:rPr>
-          <w:rFonts w:ascii="Microsoft YaHei" w:hAnsi="Microsoft YaHei"/>
-        </w:rPr>
-        <w:t xml:space="preserve"> 压力位。</w:t>
+        <w:t>：股价站上所有短期均线，呈多头排列，且距离布林带上轨尚有空间，短期仍有上行潜力。</w:t>
       </w:r>
     </w:p>
     <w:p>
@@ -3469,55 +2484,13 @@
           <w:b/>
           <w:color w:val="1A1A1A"/>
         </w:rPr>
-        <w:t>资金面形成合力</w:t>
+        <w:t>估值安全垫厚</w:t>
       </w:r>
       <w:r>
         <w:rPr>
           <w:rFonts w:ascii="Microsoft YaHei" w:hAnsi="Microsoft YaHei"/>
         </w:rPr>
-        <w:t xml:space="preserve">：大单净流入超 </w:t>
-      </w:r>
-      <w:r>
-        <w:rPr>
-          <w:rFonts w:ascii="Microsoft YaHei" w:hAnsi="Microsoft YaHei"/>
-          <w:b/>
-          <w:color w:val="1A1A1A"/>
-        </w:rPr>
-        <w:t>1,839万</w:t>
-      </w:r>
-      <w:r>
-        <w:rPr>
-          <w:rFonts w:ascii="Microsoft YaHei" w:hAnsi="Microsoft YaHei"/>
-        </w:rPr>
-        <w:t xml:space="preserve">，中单净流入超 </w:t>
-      </w:r>
-      <w:r>
-        <w:rPr>
-          <w:rFonts w:ascii="Microsoft YaHei" w:hAnsi="Microsoft YaHei"/>
-          <w:b/>
-          <w:color w:val="1A1A1A"/>
-        </w:rPr>
-        <w:t>2,491万</w:t>
-      </w:r>
-      <w:r>
-        <w:rPr>
-          <w:rFonts w:ascii="Microsoft YaHei" w:hAnsi="Microsoft YaHei"/>
-        </w:rPr>
-        <w:t xml:space="preserve">，各层级资金共同看多，外盘/内盘比值高达 </w:t>
-      </w:r>
-      <w:r>
-        <w:rPr>
-          <w:rFonts w:ascii="Microsoft YaHei" w:hAnsi="Microsoft YaHei"/>
-          <w:b/>
-          <w:color w:val="1A1A1A"/>
-        </w:rPr>
-        <w:t>1.73</w:t>
-      </w:r>
-      <w:r>
-        <w:rPr>
-          <w:rFonts w:ascii="Microsoft YaHei" w:hAnsi="Microsoft YaHei"/>
-        </w:rPr>
-        <w:t>，主动买盘强劲。</w:t>
+        <w:t>：动态PE仅10倍、PB仅0.60倍，处于历史低估值区间，安全边际充足。</w:t>
       </w:r>
     </w:p>
     <w:p>
@@ -3530,29 +2503,40 @@
           <w:b/>
           <w:color w:val="1A1A1A"/>
         </w:rPr>
-        <w:t>板块龙头效应凸显</w:t>
+        <w:t>板块共振效应</w:t>
       </w:r>
       <w:r>
         <w:rPr>
           <w:rFonts w:ascii="Microsoft YaHei" w:hAnsi="Microsoft YaHei"/>
         </w:rPr>
-        <w:t>：在铁路运输板块中领涨，成为板块风向标，同时受益于沪深300等权重指数资金配置。</w:t>
+        <w:t>：铁路运输板块全线上涨，大秦铁路作为板块龙头领涨，具备板块合力支撑。</w:t>
+      </w:r>
+    </w:p>
+    <w:p>
+      <w:pPr>
+        <w:pStyle w:val="ListNumber"/>
+      </w:pPr>
+      <w:r>
+        <w:rPr>
+          <w:rFonts w:ascii="Microsoft YaHei" w:hAnsi="Microsoft YaHei"/>
+          <w:b/>
+          <w:color w:val="1A1A1A"/>
+        </w:rPr>
+        <w:t>关注上轨压力</w:t>
+      </w:r>
+      <w:r>
+        <w:rPr>
+          <w:rFonts w:ascii="Microsoft YaHei" w:hAnsi="Microsoft YaHei"/>
+        </w:rPr>
+        <w:t>：布林带上轨4.91元为近期重要阻力位，若后续量能未能持续跟上，可能出现技术性回调。</w:t>
       </w:r>
     </w:p>
     <w:p>
       <w:r>
         <w:rPr>
           <w:rFonts w:ascii="Microsoft YaHei" w:hAnsi="Microsoft YaHei"/>
-          <w:b/>
-          <w:color w:val="1A1A1A"/>
         </w:rPr>
-        <w:t>风险提示：</w:t>
-      </w:r>
-      <w:r>
-        <w:rPr>
-          <w:rFonts w:ascii="Microsoft YaHei" w:hAnsi="Microsoft YaHei"/>
-        </w:rPr>
-        <w:t xml:space="preserve"> 当前股价距布林带上轨仅 </w:t>
+        <w:t xml:space="preserve">&gt; ⚠️ </w:t>
       </w:r>
       <w:r>
         <w:rPr>
@@ -3560,57 +2544,13 @@
           <w:b/>
           <w:color w:val="1A1A1A"/>
         </w:rPr>
-        <w:t>1.2%</w:t>
+        <w:t>风险提示</w:t>
       </w:r>
       <w:r>
         <w:rPr>
           <w:rFonts w:ascii="Microsoft YaHei" w:hAnsi="Microsoft YaHei"/>
         </w:rPr>
-        <w:t xml:space="preserve">，短期存在一定的技术回调压力；融资余额小幅下降需关注后续杠杆资金态度；全市场赚钱效应仅 </w:t>
-      </w:r>
-      <w:r>
-        <w:rPr>
-          <w:rFonts w:ascii="Microsoft YaHei" w:hAnsi="Microsoft YaHei"/>
-          <w:b/>
-          <w:color w:val="1A1A1A"/>
-        </w:rPr>
-        <w:t>46%</w:t>
-      </w:r>
-      <w:r>
-        <w:rPr>
-          <w:rFonts w:ascii="Microsoft YaHei" w:hAnsi="Microsoft YaHei"/>
-        </w:rPr>
-        <w:t>，个股分化明显，需留意系统性波动风险。</w:t>
-      </w:r>
-    </w:p>
-    <w:p>
-      <w:pPr>
-        <w:spacing w:before="240" w:after="240"/>
-        <w:pBdr>
-          <w:bottom w:val="single" w:sz="4" w:space="1" w:color="D0D7DE"/>
-        </w:pBdr>
-      </w:pPr>
-    </w:p>
-    <w:p>
-      <w:r>
-        <w:rPr>
-          <w:rFonts w:ascii="Microsoft YaHei" w:hAnsi="Microsoft YaHei"/>
-        </w:rPr>
-        <w:t xml:space="preserve">&gt; </w:t>
-      </w:r>
-      <w:r>
-        <w:rPr>
-          <w:rFonts w:ascii="Microsoft YaHei" w:hAnsi="Microsoft YaHei"/>
-          <w:b/>
-          <w:color w:val="1A1A1A"/>
-        </w:rPr>
-        <w:t>免责声明：</w:t>
-      </w:r>
-      <w:r>
-        <w:rPr>
-          <w:rFonts w:ascii="Microsoft YaHei" w:hAnsi="Microsoft YaHei"/>
-        </w:rPr>
-        <w:t xml:space="preserve"> 本报告基于公开数据整理分析，仅供参考，不构成投资建议。股市有风险，投资需谨慎。</w:t>
+        <w:t>：本文分析基于午间盘中数据，不构成投资建议。股市有风险，投资需谨慎。</w:t>
       </w:r>
     </w:p>
     <w:sectPr>
